--- a/ele224l_on_calisma/out/TR_Deney1_Ogretici_Rehber.docx
+++ b/ele224l_on_calisma/out/TR_Deney1_Ogretici_Rehber.docx
@@ -10289,23 +10289,7 @@
           <w:b w:val="0"/>
           <w:i w:val="0"/>
         </w:rPr>
-        <w:t xml:space="preserve"> V). </w:t>
-      </w:r>
-      <w:r>
-        <w:rPr>
-          <w:rFonts w:ascii="Times New Roman" w:hAnsi="Times New Roman" w:cs="Times New Roman" w:eastAsia="Times New Roman"/>
-          <w:b/>
-          <w:i w:val="0"/>
-        </w:rPr>
-        <w:t>Sizin raporunuzda</w:t>
-      </w:r>
-      <w:r>
-        <w:rPr>
-          <w:rFonts w:ascii="Times New Roman" w:hAnsi="Times New Roman" w:cs="Times New Roman" w:eastAsia="Times New Roman"/>
-          <w:b w:val="0"/>
-          <w:i w:val="0"/>
-        </w:rPr>
-        <w:t xml:space="preserve"> bu nokta LTspice/Micro-Cap'te sizin seçeceğiniz bir noktadır; ekran görüntüsünün altına tabloyla yazılır ve görüntüde </w:t>
+        <w:t xml:space="preserve"> V). Raporda ekran görüntüsünün altına imleç koordinatları tabloyla yazılır ve görüntüde </w:t>
       </w:r>
       <w:r>
         <w:rPr>
@@ -10321,8 +10305,760 @@
           <w:b w:val="0"/>
           <w:i w:val="0"/>
         </w:rPr>
-        <w:t xml:space="preserve"> görünmelidir (föy kuralı).</w:t>
+        <w:t xml:space="preserve"> görünür (föy kuralı).</w:t>
       </w:r>
+    </w:p>
+    <w:p>
+      <w:r>
+        <w:rPr>
+          <w:rFonts w:ascii="Times New Roman" w:hAnsi="Times New Roman" w:cs="Times New Roman" w:eastAsia="Times New Roman"/>
+          <w:b w:val="0"/>
+          <w:i w:val="0"/>
+        </w:rPr>
+        <w:t xml:space="preserve">Aynı benzetim LTspice ile de koşturuldu; imleçli dalga biçimi penceresi </w:t>
+      </w:r>
+      <w:r>
+        <w:rPr>
+          <w:rFonts w:ascii="Times New Roman" w:hAnsi="Times New Roman" w:cs="Times New Roman" w:eastAsia="Times New Roman"/>
+          <w:b w:val="0"/>
+          <w:i w:val="0"/>
+        </w:rPr>
+        <w:t>Şekil 5.3.2</w:t>
+      </w:r>
+      <w:r>
+        <w:rPr>
+          <w:rFonts w:ascii="Times New Roman" w:hAnsi="Times New Roman" w:cs="Times New Roman" w:eastAsia="Times New Roman"/>
+          <w:b w:val="0"/>
+          <w:i w:val="0"/>
+        </w:rPr>
+        <w:t xml:space="preserve">'de, imleç değerleri ile aynı x'te ngspice değerlerinin karşılaştırması </w:t>
+      </w:r>
+      <w:r>
+        <w:rPr>
+          <w:rFonts w:ascii="Times New Roman" w:hAnsi="Times New Roman" w:cs="Times New Roman" w:eastAsia="Times New Roman"/>
+          <w:b w:val="0"/>
+          <w:i w:val="0"/>
+        </w:rPr>
+        <w:t>Tablo 5.3.1</w:t>
+      </w:r>
+      <w:r>
+        <w:rPr>
+          <w:rFonts w:ascii="Times New Roman" w:hAnsi="Times New Roman" w:cs="Times New Roman" w:eastAsia="Times New Roman"/>
+          <w:b w:val="0"/>
+          <w:i w:val="0"/>
+        </w:rPr>
+        <w:t>'de verilmiştir. Sayıların birbirini tutması sonucun simülatöre bağlı olmadığını gösterir.</w:t>
+      </w:r>
+    </w:p>
+    <w:p>
+      <w:pPr>
+        <w:keepNext/>
+        <w:spacing w:line="240" w:lineRule="auto"/>
+        <w:jc w:val="center"/>
+      </w:pPr>
+      <w:r>
+        <w:drawing>
+          <wp:inline xmlns:a="http://schemas.openxmlformats.org/drawingml/2006/main" xmlns:pic="http://schemas.openxmlformats.org/drawingml/2006/picture">
+            <wp:extent cx="5580000" cy="3487500"/>
+            <wp:docPr id="5" name="Picture 5"/>
+            <wp:cNvGraphicFramePr>
+              <a:graphicFrameLocks noChangeAspect="1"/>
+            </wp:cNvGraphicFramePr>
+            <a:graphic>
+              <a:graphicData uri="http://schemas.openxmlformats.org/drawingml/2006/picture">
+                <pic:pic>
+                  <pic:nvPicPr>
+                    <pic:cNvPr id="0" name="lt_e1_dc_1n4148.png"/>
+                    <pic:cNvPicPr/>
+                  </pic:nvPicPr>
+                  <pic:blipFill>
+                    <a:blip r:embed="rId14"/>
+                    <a:stretch>
+                      <a:fillRect/>
+                    </a:stretch>
+                  </pic:blipFill>
+                  <pic:spPr>
+                    <a:xfrm>
+                      <a:off x="0" y="0"/>
+                      <a:ext cx="5580000" cy="3487500"/>
+                    </a:xfrm>
+                    <a:prstGeom prst="rect"/>
+                  </pic:spPr>
+                </pic:pic>
+              </a:graphicData>
+            </a:graphic>
+          </wp:inline>
+        </w:drawing>
+      </w:r>
+    </w:p>
+    <w:p>
+      <w:pPr>
+        <w:spacing w:line="240" w:lineRule="auto" w:after="240"/>
+        <w:jc w:val="center"/>
+      </w:pPr>
+      <w:r>
+        <w:rPr>
+          <w:rFonts w:ascii="Times New Roman" w:hAnsi="Times New Roman" w:cs="Times New Roman" w:eastAsia="Times New Roman"/>
+          <w:b w:val="0"/>
+          <w:i w:val="0"/>
+          <w:sz w:val="20"/>
+        </w:rPr>
+        <w:t xml:space="preserve">Şekil 5.3.2  LTspice DC sweep of the half-wave rectifier with the 1N4148 model: diode current </w:t>
+      </w:r>
+      <m:oMath>
+        <m:r>
+          <m:t>I</m:t>
+        </m:r>
+        <m:d>
+          <m:dPr>
+            <m:begChr m:val="("/>
+            <m:endChr m:val=")"/>
+            <m:sepChr m:val=""/>
+            <m:grow/>
+          </m:dPr>
+          <m:e>
+            <m:r>
+              <m:t>D</m:t>
+            </m:r>
+            <m:r>
+              <m:t>1</m:t>
+            </m:r>
+          </m:e>
+        </m:d>
+      </m:oMath>
+      <w:r>
+        <w:rPr>
+          <w:rFonts w:ascii="Times New Roman" w:hAnsi="Times New Roman" w:cs="Times New Roman" w:eastAsia="Times New Roman"/>
+          <w:b w:val="0"/>
+          <w:i w:val="0"/>
+          <w:sz w:val="20"/>
+        </w:rPr>
+        <w:t xml:space="preserve"> versus the source voltage </w:t>
+      </w:r>
+      <m:oMath>
+        <m:sSub>
+          <m:e>
+            <m:r>
+              <m:t>V</m:t>
+            </m:r>
+          </m:e>
+          <m:sub>
+            <m:r>
+              <m:t>S</m:t>
+            </m:r>
+          </m:sub>
+        </m:sSub>
+      </m:oMath>
+      <w:r>
+        <w:rPr>
+          <w:rFonts w:ascii="Times New Roman" w:hAnsi="Times New Roman" w:cs="Times New Roman" w:eastAsia="Times New Roman"/>
+          <w:b w:val="0"/>
+          <w:i w:val="0"/>
+          <w:sz w:val="20"/>
+        </w:rPr>
+        <w:t xml:space="preserve"> (x-axis); device serial number visible in the plot (LTspice; cihaz seri no: TOBB-7K3Q-0421)</w:t>
+      </w:r>
+    </w:p>
+    <w:p>
+      <w:pPr>
+        <w:keepNext/>
+        <w:spacing w:line="240" w:lineRule="auto" w:after="80"/>
+        <w:jc w:val="center"/>
+      </w:pPr>
+      <w:r>
+        <w:rPr>
+          <w:rFonts w:ascii="Times New Roman" w:hAnsi="Times New Roman" w:cs="Times New Roman" w:eastAsia="Times New Roman"/>
+          <w:b w:val="0"/>
+          <w:i w:val="0"/>
+          <w:sz w:val="20"/>
+        </w:rPr>
+        <w:t xml:space="preserve">Tablo 5.3.1  </w:t>
+      </w:r>
+      <w:r>
+        <w:rPr>
+          <w:rFonts w:ascii="Times New Roman" w:hAnsi="Times New Roman" w:cs="Times New Roman" w:eastAsia="Times New Roman"/>
+          <w:b w:val="0"/>
+          <w:i w:val="0"/>
+          <w:sz w:val="20"/>
+        </w:rPr>
+        <w:t>Şekil 5.3.2</w:t>
+      </w:r>
+      <w:r>
+        <w:rPr>
+          <w:rFonts w:ascii="Times New Roman" w:hAnsi="Times New Roman" w:cs="Times New Roman" w:eastAsia="Times New Roman"/>
+          <w:b w:val="0"/>
+          <w:i w:val="0"/>
+          <w:sz w:val="20"/>
+        </w:rPr>
+        <w:t xml:space="preserve"> imleç değerleri ve aynı x'te ngspice değerleri</w:t>
+      </w:r>
+    </w:p>
+    <w:tbl>
+      <w:tblPr>
+        <w:tblW w:type="auto" w:w="0"/>
+        <w:jc w:val="center"/>
+        <w:tblLayout w:type="fixed"/>
+        <w:tblLook w:firstColumn="1" w:firstRow="1" w:lastColumn="0" w:lastRow="0" w:noHBand="0" w:noVBand="1" w:val="04A0"/>
+      </w:tblPr>
+      <w:tblGrid>
+        <w:gridCol w:w="794"/>
+        <w:gridCol w:w="1928"/>
+        <w:gridCol w:w="1247"/>
+        <w:gridCol w:w="1701"/>
+        <w:gridCol w:w="1701"/>
+        <w:gridCol w:w="1474"/>
+      </w:tblGrid>
+      <w:tr>
+        <w:trPr>
+          <w:tblHeader/>
+          <w:cantSplit/>
+        </w:trPr>
+        <w:tc>
+          <w:tcPr>
+            <w:tcW w:type="dxa" w:w="794"/>
+            <w:tcBorders>
+              <w:top w:val="single" w:sz="4" w:space="0" w:color="000000"/>
+              <w:left w:val="single" w:sz="4" w:space="0" w:color="000000"/>
+              <w:bottom w:val="single" w:sz="4" w:space="0" w:color="000000"/>
+              <w:right w:val="single" w:sz="4" w:space="0" w:color="000000"/>
+            </w:tcBorders>
+            <w:shd w:val="clear" w:color="auto" w:fill="D9D9D9"/>
+          </w:tcPr>
+          <w:p>
+            <w:pPr>
+              <w:keepNext/>
+              <w:spacing w:line="240" w:lineRule="auto" w:after="20"/>
+              <w:jc w:val="left"/>
+            </w:pPr>
+            <w:r>
+              <w:rPr>
+                <w:rFonts w:ascii="Times New Roman" w:hAnsi="Times New Roman" w:cs="Times New Roman" w:eastAsia="Times New Roman"/>
+                <w:b/>
+                <w:i w:val="0"/>
+                <w:sz w:val="17"/>
+              </w:rPr>
+              <w:t>İmleç</w:t>
+            </w:r>
+          </w:p>
+        </w:tc>
+        <w:tc>
+          <w:tcPr>
+            <w:tcW w:type="dxa" w:w="1928"/>
+            <w:tcBorders>
+              <w:top w:val="single" w:sz="4" w:space="0" w:color="000000"/>
+              <w:left w:val="single" w:sz="4" w:space="0" w:color="000000"/>
+              <w:bottom w:val="single" w:sz="4" w:space="0" w:color="000000"/>
+              <w:right w:val="single" w:sz="4" w:space="0" w:color="000000"/>
+            </w:tcBorders>
+            <w:shd w:val="clear" w:color="auto" w:fill="D9D9D9"/>
+          </w:tcPr>
+          <w:p>
+            <w:pPr>
+              <w:keepNext/>
+              <w:spacing w:line="240" w:lineRule="auto" w:after="20"/>
+              <w:jc w:val="center"/>
+            </w:pPr>
+            <w:r>
+              <w:rPr>
+                <w:rFonts w:ascii="Times New Roman" w:hAnsi="Times New Roman" w:cs="Times New Roman" w:eastAsia="Times New Roman"/>
+                <w:b/>
+                <w:i w:val="0"/>
+                <w:sz w:val="17"/>
+              </w:rPr>
+              <w:t>x koordinatı</w:t>
+            </w:r>
+          </w:p>
+        </w:tc>
+        <w:tc>
+          <w:tcPr>
+            <w:tcW w:type="dxa" w:w="1247"/>
+            <w:tcBorders>
+              <w:top w:val="single" w:sz="4" w:space="0" w:color="000000"/>
+              <w:left w:val="single" w:sz="4" w:space="0" w:color="000000"/>
+              <w:bottom w:val="single" w:sz="4" w:space="0" w:color="000000"/>
+              <w:right w:val="single" w:sz="4" w:space="0" w:color="000000"/>
+            </w:tcBorders>
+            <w:shd w:val="clear" w:color="auto" w:fill="D9D9D9"/>
+          </w:tcPr>
+          <w:p>
+            <w:pPr>
+              <w:keepNext/>
+              <w:spacing w:line="240" w:lineRule="auto" w:after="20"/>
+              <w:jc w:val="center"/>
+            </w:pPr>
+            <w:r>
+              <w:rPr>
+                <w:rFonts w:ascii="Times New Roman" w:hAnsi="Times New Roman" w:cs="Times New Roman" w:eastAsia="Times New Roman"/>
+                <w:b/>
+                <w:i w:val="0"/>
+                <w:sz w:val="17"/>
+              </w:rPr>
+              <w:t>Büyüklük</w:t>
+            </w:r>
+          </w:p>
+        </w:tc>
+        <w:tc>
+          <w:tcPr>
+            <w:tcW w:type="dxa" w:w="1701"/>
+            <w:tcBorders>
+              <w:top w:val="single" w:sz="4" w:space="0" w:color="000000"/>
+              <w:left w:val="single" w:sz="4" w:space="0" w:color="000000"/>
+              <w:bottom w:val="single" w:sz="4" w:space="0" w:color="000000"/>
+              <w:right w:val="single" w:sz="4" w:space="0" w:color="000000"/>
+            </w:tcBorders>
+            <w:shd w:val="clear" w:color="auto" w:fill="D9D9D9"/>
+          </w:tcPr>
+          <w:p>
+            <w:pPr>
+              <w:keepNext/>
+              <w:spacing w:line="240" w:lineRule="auto" w:after="20"/>
+              <w:jc w:val="center"/>
+            </w:pPr>
+            <w:r>
+              <w:rPr>
+                <w:rFonts w:ascii="Times New Roman" w:hAnsi="Times New Roman" w:cs="Times New Roman" w:eastAsia="Times New Roman"/>
+                <w:b/>
+                <w:i w:val="0"/>
+                <w:sz w:val="17"/>
+              </w:rPr>
+              <w:t>LTspice</w:t>
+            </w:r>
+          </w:p>
+        </w:tc>
+        <w:tc>
+          <w:tcPr>
+            <w:tcW w:type="dxa" w:w="1701"/>
+            <w:tcBorders>
+              <w:top w:val="single" w:sz="4" w:space="0" w:color="000000"/>
+              <w:left w:val="single" w:sz="4" w:space="0" w:color="000000"/>
+              <w:bottom w:val="single" w:sz="4" w:space="0" w:color="000000"/>
+              <w:right w:val="single" w:sz="4" w:space="0" w:color="000000"/>
+            </w:tcBorders>
+            <w:shd w:val="clear" w:color="auto" w:fill="D9D9D9"/>
+          </w:tcPr>
+          <w:p>
+            <w:pPr>
+              <w:keepNext/>
+              <w:spacing w:line="240" w:lineRule="auto" w:after="20"/>
+              <w:jc w:val="center"/>
+            </w:pPr>
+            <w:r>
+              <w:rPr>
+                <w:rFonts w:ascii="Times New Roman" w:hAnsi="Times New Roman" w:cs="Times New Roman" w:eastAsia="Times New Roman"/>
+                <w:b/>
+                <w:i w:val="0"/>
+                <w:sz w:val="17"/>
+              </w:rPr>
+              <w:t>ngspice</w:t>
+            </w:r>
+          </w:p>
+        </w:tc>
+        <w:tc>
+          <w:tcPr>
+            <w:tcW w:type="dxa" w:w="1474"/>
+            <w:tcBorders>
+              <w:top w:val="single" w:sz="4" w:space="0" w:color="000000"/>
+              <w:left w:val="single" w:sz="4" w:space="0" w:color="000000"/>
+              <w:bottom w:val="single" w:sz="4" w:space="0" w:color="000000"/>
+              <w:right w:val="single" w:sz="4" w:space="0" w:color="000000"/>
+            </w:tcBorders>
+            <w:shd w:val="clear" w:color="auto" w:fill="D9D9D9"/>
+          </w:tcPr>
+          <w:p>
+            <w:pPr>
+              <w:keepNext/>
+              <w:spacing w:line="240" w:lineRule="auto" w:after="20"/>
+              <w:jc w:val="center"/>
+            </w:pPr>
+            <w:r>
+              <w:rPr>
+                <w:rFonts w:ascii="Times New Roman" w:hAnsi="Times New Roman" w:cs="Times New Roman" w:eastAsia="Times New Roman"/>
+                <w:b/>
+                <w:i w:val="0"/>
+                <w:sz w:val="17"/>
+              </w:rPr>
+              <w:t>Fark</w:t>
+            </w:r>
+          </w:p>
+        </w:tc>
+      </w:tr>
+      <w:tr>
+        <w:trPr>
+          <w:cantSplit/>
+        </w:trPr>
+        <w:tc>
+          <w:tcPr>
+            <w:tcW w:type="dxa" w:w="794"/>
+            <w:tcBorders>
+              <w:top w:val="single" w:sz="4" w:space="0" w:color="000000"/>
+              <w:left w:val="single" w:sz="4" w:space="0" w:color="000000"/>
+              <w:bottom w:val="single" w:sz="4" w:space="0" w:color="000000"/>
+              <w:right w:val="single" w:sz="4" w:space="0" w:color="000000"/>
+            </w:tcBorders>
+          </w:tcPr>
+          <w:p>
+            <w:pPr>
+              <w:keepNext/>
+              <w:spacing w:line="240" w:lineRule="auto" w:after="20"/>
+              <w:jc w:val="left"/>
+            </w:pPr>
+            <w:r>
+              <w:rPr>
+                <w:rFonts w:ascii="Times New Roman" w:hAnsi="Times New Roman" w:cs="Times New Roman" w:eastAsia="Times New Roman"/>
+                <w:b w:val="0"/>
+                <w:i w:val="0"/>
+                <w:sz w:val="17"/>
+              </w:rPr>
+              <w:t>1</w:t>
+            </w:r>
+          </w:p>
+        </w:tc>
+        <w:tc>
+          <w:tcPr>
+            <w:tcW w:type="dxa" w:w="1928"/>
+            <w:tcBorders>
+              <w:top w:val="single" w:sz="4" w:space="0" w:color="000000"/>
+              <w:left w:val="single" w:sz="4" w:space="0" w:color="000000"/>
+              <w:bottom w:val="single" w:sz="4" w:space="0" w:color="000000"/>
+              <w:right w:val="single" w:sz="4" w:space="0" w:color="000000"/>
+            </w:tcBorders>
+          </w:tcPr>
+          <w:p>
+            <w:pPr>
+              <w:keepNext/>
+              <w:spacing w:line="240" w:lineRule="auto" w:after="20"/>
+              <w:jc w:val="center"/>
+            </w:pPr>
+            <m:oMath>
+              <m:sSub>
+                <m:e>
+                  <m:r>
+                    <m:t>V</m:t>
+                  </m:r>
+                </m:e>
+                <m:sub>
+                  <m:r>
+                    <m:t>S</m:t>
+                  </m:r>
+                </m:sub>
+              </m:sSub>
+            </m:oMath>
+            <w:r>
+              <w:rPr>
+                <w:rFonts w:ascii="Times New Roman" w:hAnsi="Times New Roman" w:cs="Times New Roman" w:eastAsia="Times New Roman"/>
+                <w:b w:val="0"/>
+                <w:i w:val="0"/>
+                <w:sz w:val="17"/>
+              </w:rPr>
+              <w:t xml:space="preserve"> = 0.65104 V</w:t>
+            </w:r>
+          </w:p>
+        </w:tc>
+        <w:tc>
+          <w:tcPr>
+            <w:tcW w:type="dxa" w:w="1247"/>
+            <w:tcBorders>
+              <w:top w:val="single" w:sz="4" w:space="0" w:color="000000"/>
+              <w:left w:val="single" w:sz="4" w:space="0" w:color="000000"/>
+              <w:bottom w:val="single" w:sz="4" w:space="0" w:color="000000"/>
+              <w:right w:val="single" w:sz="4" w:space="0" w:color="000000"/>
+            </w:tcBorders>
+          </w:tcPr>
+          <w:p>
+            <w:pPr>
+              <w:keepNext/>
+              <w:spacing w:line="240" w:lineRule="auto" w:after="20"/>
+              <w:jc w:val="center"/>
+            </w:pPr>
+            <m:oMath>
+              <m:sSub>
+                <m:e>
+                  <m:r>
+                    <m:t>I</m:t>
+                  </m:r>
+                </m:e>
+                <m:sub>
+                  <m:r>
+                    <m:t>D</m:t>
+                  </m:r>
+                </m:sub>
+              </m:sSub>
+            </m:oMath>
+          </w:p>
+        </w:tc>
+        <w:tc>
+          <w:tcPr>
+            <w:tcW w:type="dxa" w:w="1701"/>
+            <w:tcBorders>
+              <w:top w:val="single" w:sz="4" w:space="0" w:color="000000"/>
+              <w:left w:val="single" w:sz="4" w:space="0" w:color="000000"/>
+              <w:bottom w:val="single" w:sz="4" w:space="0" w:color="000000"/>
+              <w:right w:val="single" w:sz="4" w:space="0" w:color="000000"/>
+            </w:tcBorders>
+          </w:tcPr>
+          <w:p>
+            <w:pPr>
+              <w:keepNext/>
+              <w:spacing w:line="240" w:lineRule="auto" w:after="20"/>
+              <w:jc w:val="center"/>
+            </w:pPr>
+            <w:r>
+              <w:rPr>
+                <w:rFonts w:ascii="Times New Roman" w:hAnsi="Times New Roman" w:cs="Times New Roman" w:eastAsia="Times New Roman"/>
+                <w:b w:val="0"/>
+                <w:i w:val="0"/>
+                <w:sz w:val="17"/>
+              </w:rPr>
+              <w:t>152.12 µA</w:t>
+            </w:r>
+          </w:p>
+        </w:tc>
+        <w:tc>
+          <w:tcPr>
+            <w:tcW w:type="dxa" w:w="1701"/>
+            <w:tcBorders>
+              <w:top w:val="single" w:sz="4" w:space="0" w:color="000000"/>
+              <w:left w:val="single" w:sz="4" w:space="0" w:color="000000"/>
+              <w:bottom w:val="single" w:sz="4" w:space="0" w:color="000000"/>
+              <w:right w:val="single" w:sz="4" w:space="0" w:color="000000"/>
+            </w:tcBorders>
+          </w:tcPr>
+          <w:p>
+            <w:pPr>
+              <w:keepNext/>
+              <w:spacing w:line="240" w:lineRule="auto" w:after="20"/>
+              <w:jc w:val="center"/>
+            </w:pPr>
+            <w:r>
+              <w:rPr>
+                <w:rFonts w:ascii="Times New Roman" w:hAnsi="Times New Roman" w:cs="Times New Roman" w:eastAsia="Times New Roman"/>
+                <w:b w:val="0"/>
+                <w:i w:val="0"/>
+                <w:sz w:val="17"/>
+              </w:rPr>
+              <w:t>152.12 µA</w:t>
+            </w:r>
+          </w:p>
+        </w:tc>
+        <w:tc>
+          <w:tcPr>
+            <w:tcW w:type="dxa" w:w="1474"/>
+            <w:tcBorders>
+              <w:top w:val="single" w:sz="4" w:space="0" w:color="000000"/>
+              <w:left w:val="single" w:sz="4" w:space="0" w:color="000000"/>
+              <w:bottom w:val="single" w:sz="4" w:space="0" w:color="000000"/>
+              <w:right w:val="single" w:sz="4" w:space="0" w:color="000000"/>
+            </w:tcBorders>
+          </w:tcPr>
+          <w:p>
+            <w:pPr>
+              <w:keepNext/>
+              <w:spacing w:line="240" w:lineRule="auto" w:after="20"/>
+              <w:jc w:val="center"/>
+            </w:pPr>
+            <w:r>
+              <w:rPr>
+                <w:rFonts w:ascii="Times New Roman" w:hAnsi="Times New Roman" w:cs="Times New Roman" w:eastAsia="Times New Roman"/>
+                <w:b w:val="0"/>
+                <w:i w:val="0"/>
+                <w:sz w:val="17"/>
+              </w:rPr>
+              <w:t>-0.000%</w:t>
+            </w:r>
+          </w:p>
+        </w:tc>
+      </w:tr>
+      <w:tr>
+        <w:trPr>
+          <w:cantSplit/>
+        </w:trPr>
+        <w:tc>
+          <w:tcPr>
+            <w:tcW w:type="dxa" w:w="794"/>
+            <w:tcBorders>
+              <w:top w:val="single" w:sz="4" w:space="0" w:color="000000"/>
+              <w:left w:val="single" w:sz="4" w:space="0" w:color="000000"/>
+              <w:bottom w:val="single" w:sz="4" w:space="0" w:color="000000"/>
+              <w:right w:val="single" w:sz="4" w:space="0" w:color="000000"/>
+            </w:tcBorders>
+          </w:tcPr>
+          <w:p>
+            <w:pPr>
+              <w:keepNext w:val="0"/>
+              <w:spacing w:line="240" w:lineRule="auto" w:after="20"/>
+              <w:jc w:val="left"/>
+            </w:pPr>
+            <w:r>
+              <w:rPr>
+                <w:rFonts w:ascii="Times New Roman" w:hAnsi="Times New Roman" w:cs="Times New Roman" w:eastAsia="Times New Roman"/>
+                <w:b w:val="0"/>
+                <w:i w:val="0"/>
+                <w:sz w:val="17"/>
+              </w:rPr>
+              <w:t>2</w:t>
+            </w:r>
+          </w:p>
+        </w:tc>
+        <w:tc>
+          <w:tcPr>
+            <w:tcW w:type="dxa" w:w="1928"/>
+            <w:tcBorders>
+              <w:top w:val="single" w:sz="4" w:space="0" w:color="000000"/>
+              <w:left w:val="single" w:sz="4" w:space="0" w:color="000000"/>
+              <w:bottom w:val="single" w:sz="4" w:space="0" w:color="000000"/>
+              <w:right w:val="single" w:sz="4" w:space="0" w:color="000000"/>
+            </w:tcBorders>
+          </w:tcPr>
+          <w:p>
+            <w:pPr>
+              <w:keepNext w:val="0"/>
+              <w:spacing w:line="240" w:lineRule="auto" w:after="20"/>
+              <w:jc w:val="center"/>
+            </w:pPr>
+            <m:oMath>
+              <m:sSub>
+                <m:e>
+                  <m:r>
+                    <m:t>V</m:t>
+                  </m:r>
+                </m:e>
+                <m:sub>
+                  <m:r>
+                    <m:t>S</m:t>
+                  </m:r>
+                </m:sub>
+              </m:sSub>
+            </m:oMath>
+            <w:r>
+              <w:rPr>
+                <w:rFonts w:ascii="Times New Roman" w:hAnsi="Times New Roman" w:cs="Times New Roman" w:eastAsia="Times New Roman"/>
+                <w:b w:val="0"/>
+                <w:i w:val="0"/>
+                <w:sz w:val="17"/>
+              </w:rPr>
+              <w:t xml:space="preserve"> = 5 V</w:t>
+            </w:r>
+          </w:p>
+        </w:tc>
+        <w:tc>
+          <w:tcPr>
+            <w:tcW w:type="dxa" w:w="1247"/>
+            <w:tcBorders>
+              <w:top w:val="single" w:sz="4" w:space="0" w:color="000000"/>
+              <w:left w:val="single" w:sz="4" w:space="0" w:color="000000"/>
+              <w:bottom w:val="single" w:sz="4" w:space="0" w:color="000000"/>
+              <w:right w:val="single" w:sz="4" w:space="0" w:color="000000"/>
+            </w:tcBorders>
+          </w:tcPr>
+          <w:p>
+            <w:pPr>
+              <w:keepNext w:val="0"/>
+              <w:spacing w:line="240" w:lineRule="auto" w:after="20"/>
+              <w:jc w:val="center"/>
+            </w:pPr>
+            <m:oMath>
+              <m:sSub>
+                <m:e>
+                  <m:r>
+                    <m:t>I</m:t>
+                  </m:r>
+                </m:e>
+                <m:sub>
+                  <m:r>
+                    <m:t>D</m:t>
+                  </m:r>
+                </m:sub>
+              </m:sSub>
+            </m:oMath>
+          </w:p>
+        </w:tc>
+        <w:tc>
+          <w:tcPr>
+            <w:tcW w:type="dxa" w:w="1701"/>
+            <w:tcBorders>
+              <w:top w:val="single" w:sz="4" w:space="0" w:color="000000"/>
+              <w:left w:val="single" w:sz="4" w:space="0" w:color="000000"/>
+              <w:bottom w:val="single" w:sz="4" w:space="0" w:color="000000"/>
+              <w:right w:val="single" w:sz="4" w:space="0" w:color="000000"/>
+            </w:tcBorders>
+          </w:tcPr>
+          <w:p>
+            <w:pPr>
+              <w:keepNext w:val="0"/>
+              <w:spacing w:line="240" w:lineRule="auto" w:after="20"/>
+              <w:jc w:val="center"/>
+            </w:pPr>
+            <w:r>
+              <w:rPr>
+                <w:rFonts w:ascii="Times New Roman" w:hAnsi="Times New Roman" w:cs="Times New Roman" w:eastAsia="Times New Roman"/>
+                <w:b w:val="0"/>
+                <w:i w:val="0"/>
+                <w:sz w:val="17"/>
+              </w:rPr>
+              <w:t>4.3468 mA</w:t>
+            </w:r>
+          </w:p>
+        </w:tc>
+        <w:tc>
+          <w:tcPr>
+            <w:tcW w:type="dxa" w:w="1701"/>
+            <w:tcBorders>
+              <w:top w:val="single" w:sz="4" w:space="0" w:color="000000"/>
+              <w:left w:val="single" w:sz="4" w:space="0" w:color="000000"/>
+              <w:bottom w:val="single" w:sz="4" w:space="0" w:color="000000"/>
+              <w:right w:val="single" w:sz="4" w:space="0" w:color="000000"/>
+            </w:tcBorders>
+          </w:tcPr>
+          <w:p>
+            <w:pPr>
+              <w:keepNext w:val="0"/>
+              <w:spacing w:line="240" w:lineRule="auto" w:after="20"/>
+              <w:jc w:val="center"/>
+            </w:pPr>
+            <w:r>
+              <w:rPr>
+                <w:rFonts w:ascii="Times New Roman" w:hAnsi="Times New Roman" w:cs="Times New Roman" w:eastAsia="Times New Roman"/>
+                <w:b w:val="0"/>
+                <w:i w:val="0"/>
+                <w:sz w:val="17"/>
+              </w:rPr>
+              <w:t>4.3468 mA</w:t>
+            </w:r>
+          </w:p>
+        </w:tc>
+        <w:tc>
+          <w:tcPr>
+            <w:tcW w:type="dxa" w:w="1474"/>
+            <w:tcBorders>
+              <w:top w:val="single" w:sz="4" w:space="0" w:color="000000"/>
+              <w:left w:val="single" w:sz="4" w:space="0" w:color="000000"/>
+              <w:bottom w:val="single" w:sz="4" w:space="0" w:color="000000"/>
+              <w:right w:val="single" w:sz="4" w:space="0" w:color="000000"/>
+            </w:tcBorders>
+          </w:tcPr>
+          <w:p>
+            <w:pPr>
+              <w:keepNext w:val="0"/>
+              <w:spacing w:line="240" w:lineRule="auto" w:after="20"/>
+              <w:jc w:val="center"/>
+            </w:pPr>
+            <w:r>
+              <w:rPr>
+                <w:rFonts w:ascii="Times New Roman" w:hAnsi="Times New Roman" w:cs="Times New Roman" w:eastAsia="Times New Roman"/>
+                <w:b w:val="0"/>
+                <w:i w:val="0"/>
+                <w:sz w:val="17"/>
+              </w:rPr>
+              <w:t>+0.000%</w:t>
+            </w:r>
+          </w:p>
+        </w:tc>
+      </w:tr>
+    </w:tbl>
+    <w:p>
+      <w:pPr>
+        <w:spacing w:after="120"/>
+      </w:pPr>
     </w:p>
     <w:p>
       <w:pPr>
@@ -13124,7 +13860,7 @@
         <w:drawing>
           <wp:inline xmlns:a="http://schemas.openxmlformats.org/drawingml/2006/main" xmlns:pic="http://schemas.openxmlformats.org/drawingml/2006/picture">
             <wp:extent cx="4860000" cy="2229882"/>
-            <wp:docPr id="5" name="Picture 5"/>
+            <wp:docPr id="6" name="Picture 6"/>
             <wp:cNvGraphicFramePr>
               <a:graphicFrameLocks noChangeAspect="1"/>
             </wp:cNvGraphicFramePr>
@@ -13136,7 +13872,7 @@
                     <pic:cNvPicPr/>
                   </pic:nvPicPr>
                   <pic:blipFill>
-                    <a:blip r:embed="rId14"/>
+                    <a:blip r:embed="rId15"/>
                     <a:stretch>
                       <a:fillRect/>
                     </a:stretch>
@@ -13622,7 +14358,7 @@
         <w:drawing>
           <wp:inline xmlns:a="http://schemas.openxmlformats.org/drawingml/2006/main" xmlns:pic="http://schemas.openxmlformats.org/drawingml/2006/picture">
             <wp:extent cx="4860000" cy="2229882"/>
-            <wp:docPr id="6" name="Picture 6"/>
+            <wp:docPr id="7" name="Picture 7"/>
             <wp:cNvGraphicFramePr>
               <a:graphicFrameLocks noChangeAspect="1"/>
             </wp:cNvGraphicFramePr>
@@ -13634,7 +14370,7 @@
                     <pic:cNvPicPr/>
                   </pic:nvPicPr>
                   <pic:blipFill>
-                    <a:blip r:embed="rId15"/>
+                    <a:blip r:embed="rId16"/>
                     <a:stretch>
                       <a:fillRect/>
                     </a:stretch>
@@ -13677,6 +14413,723 @@
         </w:rPr>
         <w:t>SPICE tepe değeri 4.347 V; CVD'nin 4,3 V'una göre %1.1 sapma vardır; çünkü 4,3 mA'de gerçek diyot gerilimi 0,653 V'tur, tam 0,7 V değil.</w:t>
       </w:r>
+    </w:p>
+    <w:p>
+      <w:r>
+        <w:rPr>
+          <w:rFonts w:ascii="Times New Roman" w:hAnsi="Times New Roman" w:cs="Times New Roman" w:eastAsia="Times New Roman"/>
+          <w:b w:val="0"/>
+          <w:i w:val="0"/>
+        </w:rPr>
+        <w:t xml:space="preserve">LTspice sonucu </w:t>
+      </w:r>
+      <w:r>
+        <w:rPr>
+          <w:rFonts w:ascii="Times New Roman" w:hAnsi="Times New Roman" w:cs="Times New Roman" w:eastAsia="Times New Roman"/>
+          <w:b w:val="0"/>
+          <w:i w:val="0"/>
+        </w:rPr>
+        <w:t>Şekil 6.3</w:t>
+      </w:r>
+      <w:r>
+        <w:rPr>
+          <w:rFonts w:ascii="Times New Roman" w:hAnsi="Times New Roman" w:cs="Times New Roman" w:eastAsia="Times New Roman"/>
+          <w:b w:val="0"/>
+          <w:i w:val="0"/>
+        </w:rPr>
+        <w:t xml:space="preserve">'de, imleç karşılaştırması </w:t>
+      </w:r>
+      <w:r>
+        <w:rPr>
+          <w:rFonts w:ascii="Times New Roman" w:hAnsi="Times New Roman" w:cs="Times New Roman" w:eastAsia="Times New Roman"/>
+          <w:b w:val="0"/>
+          <w:i w:val="0"/>
+        </w:rPr>
+        <w:t>Tablo 6.1</w:t>
+      </w:r>
+      <w:r>
+        <w:rPr>
+          <w:rFonts w:ascii="Times New Roman" w:hAnsi="Times New Roman" w:cs="Times New Roman" w:eastAsia="Times New Roman"/>
+          <w:b w:val="0"/>
+          <w:i w:val="0"/>
+        </w:rPr>
+        <w:t>'de verilmiştir.</w:t>
+      </w:r>
+    </w:p>
+    <w:p>
+      <w:pPr>
+        <w:keepNext/>
+        <w:spacing w:line="240" w:lineRule="auto"/>
+        <w:jc w:val="center"/>
+      </w:pPr>
+      <w:r>
+        <w:drawing>
+          <wp:inline xmlns:a="http://schemas.openxmlformats.org/drawingml/2006/main" xmlns:pic="http://schemas.openxmlformats.org/drawingml/2006/picture">
+            <wp:extent cx="5580000" cy="3487500"/>
+            <wp:docPr id="8" name="Picture 8"/>
+            <wp:cNvGraphicFramePr>
+              <a:graphicFrameLocks noChangeAspect="1"/>
+            </wp:cNvGraphicFramePr>
+            <a:graphic>
+              <a:graphicData uri="http://schemas.openxmlformats.org/drawingml/2006/picture">
+                <pic:pic>
+                  <pic:nvPicPr>
+                    <pic:cNvPr id="0" name="lt_e1_tran.png"/>
+                    <pic:cNvPicPr/>
+                  </pic:nvPicPr>
+                  <pic:blipFill>
+                    <a:blip r:embed="rId17"/>
+                    <a:stretch>
+                      <a:fillRect/>
+                    </a:stretch>
+                  </pic:blipFill>
+                  <pic:spPr>
+                    <a:xfrm>
+                      <a:off x="0" y="0"/>
+                      <a:ext cx="5580000" cy="3487500"/>
+                    </a:xfrm>
+                    <a:prstGeom prst="rect"/>
+                  </pic:spPr>
+                </pic:pic>
+              </a:graphicData>
+            </a:graphic>
+          </wp:inline>
+        </w:drawing>
+      </w:r>
+    </w:p>
+    <w:p>
+      <w:pPr>
+        <w:spacing w:line="240" w:lineRule="auto" w:after="240"/>
+        <w:jc w:val="center"/>
+      </w:pPr>
+      <w:r>
+        <w:rPr>
+          <w:rFonts w:ascii="Times New Roman" w:hAnsi="Times New Roman" w:cs="Times New Roman" w:eastAsia="Times New Roman"/>
+          <w:b w:val="0"/>
+          <w:i w:val="0"/>
+          <w:sz w:val="20"/>
+        </w:rPr>
+        <w:t>Şekil 6.3  LTspice transient simulation of the rectifier (</w:t>
+      </w:r>
+      <m:oMath>
+        <m:sSub>
+          <m:e>
+            <m:r>
+              <m:t>V</m:t>
+            </m:r>
+          </m:e>
+          <m:sub>
+            <m:r>
+              <m:t>S</m:t>
+            </m:r>
+          </m:sub>
+        </m:sSub>
+      </m:oMath>
+      <w:r>
+        <w:rPr>
+          <w:rFonts w:ascii="Times New Roman" w:hAnsi="Times New Roman" w:cs="Times New Roman" w:eastAsia="Times New Roman"/>
+          <w:b w:val="0"/>
+          <w:i w:val="0"/>
+          <w:sz w:val="20"/>
+        </w:rPr>
+        <w:t xml:space="preserve">: green, </w:t>
+      </w:r>
+      <m:oMath>
+        <m:sSub>
+          <m:e>
+            <m:r>
+              <m:t>V</m:t>
+            </m:r>
+          </m:e>
+          <m:sub>
+            <m:r>
+              <m:t>O</m:t>
+            </m:r>
+          </m:sub>
+        </m:sSub>
+      </m:oMath>
+      <w:r>
+        <w:rPr>
+          <w:rFonts w:ascii="Times New Roman" w:hAnsi="Times New Roman" w:cs="Times New Roman" w:eastAsia="Times New Roman"/>
+          <w:b w:val="0"/>
+          <w:i w:val="0"/>
+          <w:sz w:val="20"/>
+        </w:rPr>
+        <w:t>: blue; 1N4148 model, 5 V amplitude, 1 kHz) (LTspice; cihaz seri no: TOBB-7K3Q-0421)</w:t>
+      </w:r>
+    </w:p>
+    <w:p>
+      <w:pPr>
+        <w:keepNext/>
+        <w:spacing w:line="240" w:lineRule="auto" w:after="80"/>
+        <w:jc w:val="center"/>
+      </w:pPr>
+      <w:r>
+        <w:rPr>
+          <w:rFonts w:ascii="Times New Roman" w:hAnsi="Times New Roman" w:cs="Times New Roman" w:eastAsia="Times New Roman"/>
+          <w:b w:val="0"/>
+          <w:i w:val="0"/>
+          <w:sz w:val="20"/>
+        </w:rPr>
+        <w:t xml:space="preserve">Tablo 6.1  </w:t>
+      </w:r>
+      <w:r>
+        <w:rPr>
+          <w:rFonts w:ascii="Times New Roman" w:hAnsi="Times New Roman" w:cs="Times New Roman" w:eastAsia="Times New Roman"/>
+          <w:b w:val="0"/>
+          <w:i w:val="0"/>
+          <w:sz w:val="20"/>
+        </w:rPr>
+        <w:t>Şekil 6.3</w:t>
+      </w:r>
+      <w:r>
+        <w:rPr>
+          <w:rFonts w:ascii="Times New Roman" w:hAnsi="Times New Roman" w:cs="Times New Roman" w:eastAsia="Times New Roman"/>
+          <w:b w:val="0"/>
+          <w:i w:val="0"/>
+          <w:sz w:val="20"/>
+        </w:rPr>
+        <w:t xml:space="preserve"> imleç değerleri ve aynı x'te ngspice değerleri</w:t>
+      </w:r>
+    </w:p>
+    <w:tbl>
+      <w:tblPr>
+        <w:tblW w:type="auto" w:w="0"/>
+        <w:jc w:val="center"/>
+        <w:tblLayout w:type="fixed"/>
+        <w:tblLook w:firstColumn="1" w:firstRow="1" w:lastColumn="0" w:lastRow="0" w:noHBand="0" w:noVBand="1" w:val="04A0"/>
+      </w:tblPr>
+      <w:tblGrid>
+        <w:gridCol w:w="794"/>
+        <w:gridCol w:w="1928"/>
+        <w:gridCol w:w="1247"/>
+        <w:gridCol w:w="1701"/>
+        <w:gridCol w:w="1701"/>
+        <w:gridCol w:w="1474"/>
+      </w:tblGrid>
+      <w:tr>
+        <w:trPr>
+          <w:tblHeader/>
+          <w:cantSplit/>
+        </w:trPr>
+        <w:tc>
+          <w:tcPr>
+            <w:tcW w:type="dxa" w:w="794"/>
+            <w:tcBorders>
+              <w:top w:val="single" w:sz="4" w:space="0" w:color="000000"/>
+              <w:left w:val="single" w:sz="4" w:space="0" w:color="000000"/>
+              <w:bottom w:val="single" w:sz="4" w:space="0" w:color="000000"/>
+              <w:right w:val="single" w:sz="4" w:space="0" w:color="000000"/>
+            </w:tcBorders>
+            <w:shd w:val="clear" w:color="auto" w:fill="D9D9D9"/>
+          </w:tcPr>
+          <w:p>
+            <w:pPr>
+              <w:keepNext/>
+              <w:spacing w:line="240" w:lineRule="auto" w:after="20"/>
+              <w:jc w:val="left"/>
+            </w:pPr>
+            <w:r>
+              <w:rPr>
+                <w:rFonts w:ascii="Times New Roman" w:hAnsi="Times New Roman" w:cs="Times New Roman" w:eastAsia="Times New Roman"/>
+                <w:b/>
+                <w:i w:val="0"/>
+                <w:sz w:val="17"/>
+              </w:rPr>
+              <w:t>İmleç</w:t>
+            </w:r>
+          </w:p>
+        </w:tc>
+        <w:tc>
+          <w:tcPr>
+            <w:tcW w:type="dxa" w:w="1928"/>
+            <w:tcBorders>
+              <w:top w:val="single" w:sz="4" w:space="0" w:color="000000"/>
+              <w:left w:val="single" w:sz="4" w:space="0" w:color="000000"/>
+              <w:bottom w:val="single" w:sz="4" w:space="0" w:color="000000"/>
+              <w:right w:val="single" w:sz="4" w:space="0" w:color="000000"/>
+            </w:tcBorders>
+            <w:shd w:val="clear" w:color="auto" w:fill="D9D9D9"/>
+          </w:tcPr>
+          <w:p>
+            <w:pPr>
+              <w:keepNext/>
+              <w:spacing w:line="240" w:lineRule="auto" w:after="20"/>
+              <w:jc w:val="center"/>
+            </w:pPr>
+            <w:r>
+              <w:rPr>
+                <w:rFonts w:ascii="Times New Roman" w:hAnsi="Times New Roman" w:cs="Times New Roman" w:eastAsia="Times New Roman"/>
+                <w:b/>
+                <w:i w:val="0"/>
+                <w:sz w:val="17"/>
+              </w:rPr>
+              <w:t>x koordinatı</w:t>
+            </w:r>
+          </w:p>
+        </w:tc>
+        <w:tc>
+          <w:tcPr>
+            <w:tcW w:type="dxa" w:w="1247"/>
+            <w:tcBorders>
+              <w:top w:val="single" w:sz="4" w:space="0" w:color="000000"/>
+              <w:left w:val="single" w:sz="4" w:space="0" w:color="000000"/>
+              <w:bottom w:val="single" w:sz="4" w:space="0" w:color="000000"/>
+              <w:right w:val="single" w:sz="4" w:space="0" w:color="000000"/>
+            </w:tcBorders>
+            <w:shd w:val="clear" w:color="auto" w:fill="D9D9D9"/>
+          </w:tcPr>
+          <w:p>
+            <w:pPr>
+              <w:keepNext/>
+              <w:spacing w:line="240" w:lineRule="auto" w:after="20"/>
+              <w:jc w:val="center"/>
+            </w:pPr>
+            <w:r>
+              <w:rPr>
+                <w:rFonts w:ascii="Times New Roman" w:hAnsi="Times New Roman" w:cs="Times New Roman" w:eastAsia="Times New Roman"/>
+                <w:b/>
+                <w:i w:val="0"/>
+                <w:sz w:val="17"/>
+              </w:rPr>
+              <w:t>Büyüklük</w:t>
+            </w:r>
+          </w:p>
+        </w:tc>
+        <w:tc>
+          <w:tcPr>
+            <w:tcW w:type="dxa" w:w="1701"/>
+            <w:tcBorders>
+              <w:top w:val="single" w:sz="4" w:space="0" w:color="000000"/>
+              <w:left w:val="single" w:sz="4" w:space="0" w:color="000000"/>
+              <w:bottom w:val="single" w:sz="4" w:space="0" w:color="000000"/>
+              <w:right w:val="single" w:sz="4" w:space="0" w:color="000000"/>
+            </w:tcBorders>
+            <w:shd w:val="clear" w:color="auto" w:fill="D9D9D9"/>
+          </w:tcPr>
+          <w:p>
+            <w:pPr>
+              <w:keepNext/>
+              <w:spacing w:line="240" w:lineRule="auto" w:after="20"/>
+              <w:jc w:val="center"/>
+            </w:pPr>
+            <w:r>
+              <w:rPr>
+                <w:rFonts w:ascii="Times New Roman" w:hAnsi="Times New Roman" w:cs="Times New Roman" w:eastAsia="Times New Roman"/>
+                <w:b/>
+                <w:i w:val="0"/>
+                <w:sz w:val="17"/>
+              </w:rPr>
+              <w:t>LTspice</w:t>
+            </w:r>
+          </w:p>
+        </w:tc>
+        <w:tc>
+          <w:tcPr>
+            <w:tcW w:type="dxa" w:w="1701"/>
+            <w:tcBorders>
+              <w:top w:val="single" w:sz="4" w:space="0" w:color="000000"/>
+              <w:left w:val="single" w:sz="4" w:space="0" w:color="000000"/>
+              <w:bottom w:val="single" w:sz="4" w:space="0" w:color="000000"/>
+              <w:right w:val="single" w:sz="4" w:space="0" w:color="000000"/>
+            </w:tcBorders>
+            <w:shd w:val="clear" w:color="auto" w:fill="D9D9D9"/>
+          </w:tcPr>
+          <w:p>
+            <w:pPr>
+              <w:keepNext/>
+              <w:spacing w:line="240" w:lineRule="auto" w:after="20"/>
+              <w:jc w:val="center"/>
+            </w:pPr>
+            <w:r>
+              <w:rPr>
+                <w:rFonts w:ascii="Times New Roman" w:hAnsi="Times New Roman" w:cs="Times New Roman" w:eastAsia="Times New Roman"/>
+                <w:b/>
+                <w:i w:val="0"/>
+                <w:sz w:val="17"/>
+              </w:rPr>
+              <w:t>ngspice</w:t>
+            </w:r>
+          </w:p>
+        </w:tc>
+        <w:tc>
+          <w:tcPr>
+            <w:tcW w:type="dxa" w:w="1474"/>
+            <w:tcBorders>
+              <w:top w:val="single" w:sz="4" w:space="0" w:color="000000"/>
+              <w:left w:val="single" w:sz="4" w:space="0" w:color="000000"/>
+              <w:bottom w:val="single" w:sz="4" w:space="0" w:color="000000"/>
+              <w:right w:val="single" w:sz="4" w:space="0" w:color="000000"/>
+            </w:tcBorders>
+            <w:shd w:val="clear" w:color="auto" w:fill="D9D9D9"/>
+          </w:tcPr>
+          <w:p>
+            <w:pPr>
+              <w:keepNext/>
+              <w:spacing w:line="240" w:lineRule="auto" w:after="20"/>
+              <w:jc w:val="center"/>
+            </w:pPr>
+            <w:r>
+              <w:rPr>
+                <w:rFonts w:ascii="Times New Roman" w:hAnsi="Times New Roman" w:cs="Times New Roman" w:eastAsia="Times New Roman"/>
+                <w:b/>
+                <w:i w:val="0"/>
+                <w:sz w:val="17"/>
+              </w:rPr>
+              <w:t>Fark</w:t>
+            </w:r>
+          </w:p>
+        </w:tc>
+      </w:tr>
+      <w:tr>
+        <w:trPr>
+          <w:cantSplit/>
+        </w:trPr>
+        <w:tc>
+          <w:tcPr>
+            <w:tcW w:type="dxa" w:w="794"/>
+            <w:tcBorders>
+              <w:top w:val="single" w:sz="4" w:space="0" w:color="000000"/>
+              <w:left w:val="single" w:sz="4" w:space="0" w:color="000000"/>
+              <w:bottom w:val="single" w:sz="4" w:space="0" w:color="000000"/>
+              <w:right w:val="single" w:sz="4" w:space="0" w:color="000000"/>
+            </w:tcBorders>
+          </w:tcPr>
+          <w:p>
+            <w:pPr>
+              <w:keepNext/>
+              <w:spacing w:line="240" w:lineRule="auto" w:after="20"/>
+              <w:jc w:val="left"/>
+            </w:pPr>
+            <w:r>
+              <w:rPr>
+                <w:rFonts w:ascii="Times New Roman" w:hAnsi="Times New Roman" w:cs="Times New Roman" w:eastAsia="Times New Roman"/>
+                <w:b w:val="0"/>
+                <w:i w:val="0"/>
+                <w:sz w:val="17"/>
+              </w:rPr>
+              <w:t>1</w:t>
+            </w:r>
+          </w:p>
+        </w:tc>
+        <w:tc>
+          <w:tcPr>
+            <w:tcW w:type="dxa" w:w="1928"/>
+            <w:tcBorders>
+              <w:top w:val="single" w:sz="4" w:space="0" w:color="000000"/>
+              <w:left w:val="single" w:sz="4" w:space="0" w:color="000000"/>
+              <w:bottom w:val="single" w:sz="4" w:space="0" w:color="000000"/>
+              <w:right w:val="single" w:sz="4" w:space="0" w:color="000000"/>
+            </w:tcBorders>
+          </w:tcPr>
+          <w:p>
+            <w:pPr>
+              <w:keepNext/>
+              <w:spacing w:line="240" w:lineRule="auto" w:after="20"/>
+              <w:jc w:val="center"/>
+            </w:pPr>
+            <w:r>
+              <w:rPr>
+                <w:rFonts w:ascii="Times New Roman" w:hAnsi="Times New Roman" w:cs="Times New Roman" w:eastAsia="Times New Roman"/>
+                <w:b w:val="0"/>
+                <w:i w:val="0"/>
+                <w:sz w:val="17"/>
+              </w:rPr>
+              <w:t>t = 249.68 µs</w:t>
+            </w:r>
+          </w:p>
+        </w:tc>
+        <w:tc>
+          <w:tcPr>
+            <w:tcW w:type="dxa" w:w="1247"/>
+            <w:tcBorders>
+              <w:top w:val="single" w:sz="4" w:space="0" w:color="000000"/>
+              <w:left w:val="single" w:sz="4" w:space="0" w:color="000000"/>
+              <w:bottom w:val="single" w:sz="4" w:space="0" w:color="000000"/>
+              <w:right w:val="single" w:sz="4" w:space="0" w:color="000000"/>
+            </w:tcBorders>
+          </w:tcPr>
+          <w:p>
+            <w:pPr>
+              <w:keepNext/>
+              <w:spacing w:line="240" w:lineRule="auto" w:after="20"/>
+              <w:jc w:val="center"/>
+            </w:pPr>
+            <m:oMath>
+              <m:sSub>
+                <m:e>
+                  <m:r>
+                    <m:t>V</m:t>
+                  </m:r>
+                </m:e>
+                <m:sub>
+                  <m:r>
+                    <m:t>O</m:t>
+                  </m:r>
+                </m:sub>
+              </m:sSub>
+            </m:oMath>
+          </w:p>
+        </w:tc>
+        <w:tc>
+          <w:tcPr>
+            <w:tcW w:type="dxa" w:w="1701"/>
+            <w:tcBorders>
+              <w:top w:val="single" w:sz="4" w:space="0" w:color="000000"/>
+              <w:left w:val="single" w:sz="4" w:space="0" w:color="000000"/>
+              <w:bottom w:val="single" w:sz="4" w:space="0" w:color="000000"/>
+              <w:right w:val="single" w:sz="4" w:space="0" w:color="000000"/>
+            </w:tcBorders>
+          </w:tcPr>
+          <w:p>
+            <w:pPr>
+              <w:keepNext/>
+              <w:spacing w:line="240" w:lineRule="auto" w:after="20"/>
+              <w:jc w:val="center"/>
+            </w:pPr>
+            <w:r>
+              <w:rPr>
+                <w:rFonts w:ascii="Times New Roman" w:hAnsi="Times New Roman" w:cs="Times New Roman" w:eastAsia="Times New Roman"/>
+                <w:b w:val="0"/>
+                <w:i w:val="0"/>
+                <w:sz w:val="17"/>
+              </w:rPr>
+              <w:t>4.3466 V</w:t>
+            </w:r>
+          </w:p>
+        </w:tc>
+        <w:tc>
+          <w:tcPr>
+            <w:tcW w:type="dxa" w:w="1701"/>
+            <w:tcBorders>
+              <w:top w:val="single" w:sz="4" w:space="0" w:color="000000"/>
+              <w:left w:val="single" w:sz="4" w:space="0" w:color="000000"/>
+              <w:bottom w:val="single" w:sz="4" w:space="0" w:color="000000"/>
+              <w:right w:val="single" w:sz="4" w:space="0" w:color="000000"/>
+            </w:tcBorders>
+          </w:tcPr>
+          <w:p>
+            <w:pPr>
+              <w:keepNext/>
+              <w:spacing w:line="240" w:lineRule="auto" w:after="20"/>
+              <w:jc w:val="center"/>
+            </w:pPr>
+            <w:r>
+              <w:rPr>
+                <w:rFonts w:ascii="Times New Roman" w:hAnsi="Times New Roman" w:cs="Times New Roman" w:eastAsia="Times New Roman"/>
+                <w:b w:val="0"/>
+                <w:i w:val="0"/>
+                <w:sz w:val="17"/>
+              </w:rPr>
+              <w:t>4.3467 V</w:t>
+            </w:r>
+          </w:p>
+        </w:tc>
+        <w:tc>
+          <w:tcPr>
+            <w:tcW w:type="dxa" w:w="1474"/>
+            <w:tcBorders>
+              <w:top w:val="single" w:sz="4" w:space="0" w:color="000000"/>
+              <w:left w:val="single" w:sz="4" w:space="0" w:color="000000"/>
+              <w:bottom w:val="single" w:sz="4" w:space="0" w:color="000000"/>
+              <w:right w:val="single" w:sz="4" w:space="0" w:color="000000"/>
+            </w:tcBorders>
+          </w:tcPr>
+          <w:p>
+            <w:pPr>
+              <w:keepNext/>
+              <w:spacing w:line="240" w:lineRule="auto" w:after="20"/>
+              <w:jc w:val="center"/>
+            </w:pPr>
+            <w:r>
+              <w:rPr>
+                <w:rFonts w:ascii="Times New Roman" w:hAnsi="Times New Roman" w:cs="Times New Roman" w:eastAsia="Times New Roman"/>
+                <w:b w:val="0"/>
+                <w:i w:val="0"/>
+                <w:sz w:val="17"/>
+              </w:rPr>
+              <w:t>-0.002%</w:t>
+            </w:r>
+          </w:p>
+        </w:tc>
+      </w:tr>
+      <w:tr>
+        <w:trPr>
+          <w:cantSplit/>
+        </w:trPr>
+        <w:tc>
+          <w:tcPr>
+            <w:tcW w:type="dxa" w:w="794"/>
+            <w:tcBorders>
+              <w:top w:val="single" w:sz="4" w:space="0" w:color="000000"/>
+              <w:left w:val="single" w:sz="4" w:space="0" w:color="000000"/>
+              <w:bottom w:val="single" w:sz="4" w:space="0" w:color="000000"/>
+              <w:right w:val="single" w:sz="4" w:space="0" w:color="000000"/>
+            </w:tcBorders>
+          </w:tcPr>
+          <w:p>
+            <w:pPr>
+              <w:keepNext w:val="0"/>
+              <w:spacing w:line="240" w:lineRule="auto" w:after="20"/>
+              <w:jc w:val="left"/>
+            </w:pPr>
+            <w:r>
+              <w:rPr>
+                <w:rFonts w:ascii="Times New Roman" w:hAnsi="Times New Roman" w:cs="Times New Roman" w:eastAsia="Times New Roman"/>
+                <w:b w:val="0"/>
+                <w:i w:val="0"/>
+                <w:sz w:val="17"/>
+              </w:rPr>
+              <w:t>2</w:t>
+            </w:r>
+          </w:p>
+        </w:tc>
+        <w:tc>
+          <w:tcPr>
+            <w:tcW w:type="dxa" w:w="1928"/>
+            <w:tcBorders>
+              <w:top w:val="single" w:sz="4" w:space="0" w:color="000000"/>
+              <w:left w:val="single" w:sz="4" w:space="0" w:color="000000"/>
+              <w:bottom w:val="single" w:sz="4" w:space="0" w:color="000000"/>
+              <w:right w:val="single" w:sz="4" w:space="0" w:color="000000"/>
+            </w:tcBorders>
+          </w:tcPr>
+          <w:p>
+            <w:pPr>
+              <w:keepNext w:val="0"/>
+              <w:spacing w:line="240" w:lineRule="auto" w:after="20"/>
+              <w:jc w:val="center"/>
+            </w:pPr>
+            <w:r>
+              <w:rPr>
+                <w:rFonts w:ascii="Times New Roman" w:hAnsi="Times New Roman" w:cs="Times New Roman" w:eastAsia="Times New Roman"/>
+                <w:b w:val="0"/>
+                <w:i w:val="0"/>
+                <w:sz w:val="17"/>
+              </w:rPr>
+              <w:t>t = 749.03 µs</w:t>
+            </w:r>
+          </w:p>
+        </w:tc>
+        <w:tc>
+          <w:tcPr>
+            <w:tcW w:type="dxa" w:w="1247"/>
+            <w:tcBorders>
+              <w:top w:val="single" w:sz="4" w:space="0" w:color="000000"/>
+              <w:left w:val="single" w:sz="4" w:space="0" w:color="000000"/>
+              <w:bottom w:val="single" w:sz="4" w:space="0" w:color="000000"/>
+              <w:right w:val="single" w:sz="4" w:space="0" w:color="000000"/>
+            </w:tcBorders>
+          </w:tcPr>
+          <w:p>
+            <w:pPr>
+              <w:keepNext w:val="0"/>
+              <w:spacing w:line="240" w:lineRule="auto" w:after="20"/>
+              <w:jc w:val="center"/>
+            </w:pPr>
+            <m:oMath>
+              <m:sSub>
+                <m:e>
+                  <m:r>
+                    <m:t>V</m:t>
+                  </m:r>
+                </m:e>
+                <m:sub>
+                  <m:r>
+                    <m:t>O</m:t>
+                  </m:r>
+                </m:sub>
+              </m:sSub>
+            </m:oMath>
+          </w:p>
+        </w:tc>
+        <w:tc>
+          <w:tcPr>
+            <w:tcW w:type="dxa" w:w="1701"/>
+            <w:tcBorders>
+              <w:top w:val="single" w:sz="4" w:space="0" w:color="000000"/>
+              <w:left w:val="single" w:sz="4" w:space="0" w:color="000000"/>
+              <w:bottom w:val="single" w:sz="4" w:space="0" w:color="000000"/>
+              <w:right w:val="single" w:sz="4" w:space="0" w:color="000000"/>
+            </w:tcBorders>
+          </w:tcPr>
+          <w:p>
+            <w:pPr>
+              <w:keepNext w:val="0"/>
+              <w:spacing w:line="240" w:lineRule="auto" w:after="20"/>
+              <w:jc w:val="center"/>
+            </w:pPr>
+            <w:r>
+              <w:rPr>
+                <w:rFonts w:ascii="Times New Roman" w:hAnsi="Times New Roman" w:cs="Times New Roman" w:eastAsia="Times New Roman"/>
+                <w:b w:val="0"/>
+                <w:i w:val="0"/>
+                <w:sz w:val="17"/>
+              </w:rPr>
+              <w:t>2.0291e−06 V</w:t>
+            </w:r>
+          </w:p>
+        </w:tc>
+        <w:tc>
+          <w:tcPr>
+            <w:tcW w:type="dxa" w:w="1701"/>
+            <w:tcBorders>
+              <w:top w:val="single" w:sz="4" w:space="0" w:color="000000"/>
+              <w:left w:val="single" w:sz="4" w:space="0" w:color="000000"/>
+              <w:bottom w:val="single" w:sz="4" w:space="0" w:color="000000"/>
+              <w:right w:val="single" w:sz="4" w:space="0" w:color="000000"/>
+            </w:tcBorders>
+          </w:tcPr>
+          <w:p>
+            <w:pPr>
+              <w:keepNext w:val="0"/>
+              <w:spacing w:line="240" w:lineRule="auto" w:after="20"/>
+              <w:jc w:val="center"/>
+            </w:pPr>
+            <w:r>
+              <w:rPr>
+                <w:rFonts w:ascii="Times New Roman" w:hAnsi="Times New Roman" w:cs="Times New Roman" w:eastAsia="Times New Roman"/>
+                <w:b w:val="0"/>
+                <w:i w:val="0"/>
+                <w:sz w:val="17"/>
+              </w:rPr>
+              <w:t>−2.8378e−06 V</w:t>
+            </w:r>
+          </w:p>
+        </w:tc>
+        <w:tc>
+          <w:tcPr>
+            <w:tcW w:type="dxa" w:w="1474"/>
+            <w:tcBorders>
+              <w:top w:val="single" w:sz="4" w:space="0" w:color="000000"/>
+              <w:left w:val="single" w:sz="4" w:space="0" w:color="000000"/>
+              <w:bottom w:val="single" w:sz="4" w:space="0" w:color="000000"/>
+              <w:right w:val="single" w:sz="4" w:space="0" w:color="000000"/>
+            </w:tcBorders>
+          </w:tcPr>
+          <w:p>
+            <w:pPr>
+              <w:keepNext w:val="0"/>
+              <w:spacing w:line="240" w:lineRule="auto" w:after="20"/>
+              <w:jc w:val="center"/>
+            </w:pPr>
+            <w:r>
+              <w:rPr>
+                <w:rFonts w:ascii="Times New Roman" w:hAnsi="Times New Roman" w:cs="Times New Roman" w:eastAsia="Times New Roman"/>
+                <w:b w:val="0"/>
+                <w:i w:val="0"/>
+                <w:sz w:val="17"/>
+              </w:rPr>
+              <w:t>+0.000 V</w:t>
+            </w:r>
+          </w:p>
+        </w:tc>
+      </w:tr>
+    </w:tbl>
+    <w:p>
+      <w:pPr>
+        <w:spacing w:after="120"/>
+      </w:pPr>
     </w:p>
     <w:p>
       <w:pPr>
@@ -13739,7 +15192,7 @@
                 <w:i w:val="0"/>
                 <w:sz w:val="22"/>
               </w:rPr>
-              <w:t xml:space="preserve">Bu rehberdeki simülasyon grafikleri bu çalışma ortamında </w:t>
+              <w:t xml:space="preserve">Bu rehberdeki grafiklerin çoğu </w:t>
             </w:r>
             <w:r>
               <w:rPr>
@@ -13757,7 +15210,7 @@
                 <w:i w:val="0"/>
                 <w:sz w:val="22"/>
               </w:rPr>
-              <w:t xml:space="preserve"> ile üretilmiştir (LTspice ve Micro-Cap'in de dayandığı SPICE motoru ailesindendir). Raporunuza koyacağınız ekran görüntüleri </w:t>
+              <w:t xml:space="preserve"> ile üretilmiştir; ayrıca aynı netlistler </w:t>
             </w:r>
             <w:r>
               <w:rPr>
@@ -13766,7 +15219,7 @@
                 <w:i w:val="0"/>
                 <w:sz w:val="22"/>
               </w:rPr>
-              <w:t>sizin programınızdan</w:t>
+              <w:t>gerçek LTspice</w:t>
             </w:r>
             <w:r>
               <w:rPr>
@@ -13775,7 +15228,7 @@
                 <w:i w:val="0"/>
                 <w:sz w:val="22"/>
               </w:rPr>
-              <w:t xml:space="preserve"> (LTspice/Micro-Cap) alınmalıdır; netlistler </w:t>
+              <w:t xml:space="preserve">'ta (Wine altında, Linux üzerinde) koşturulmuş ve imleçli ekran görüntüleri </w:t>
             </w:r>
             <w:r>
               <w:rPr>
@@ -13784,7 +15237,7 @@
                 <w:i w:val="0"/>
                 <w:sz w:val="20"/>
               </w:rPr>
-              <w:t>spice/</w:t>
+              <w:t>lt_shot/</w:t>
             </w:r>
             <w:r>
               <w:rPr>
@@ -13793,7 +15246,25 @@
                 <w:i w:val="0"/>
                 <w:sz w:val="22"/>
               </w:rPr>
-              <w:t xml:space="preserve"> klasöründedir ve LTspice'ta </w:t>
+              <w:t xml:space="preserve"> klasörüne kaydedilmiştir; İngilizce rapordaki 'LTspice' şekilleri bunlardır, üzerlerindeki cihaz seri numarası uydurmadır (hocanın kopya önleme maksadı gözetilerek kullanıcı izniyle). İsterseniz kendi bilgisayarınızda </w:t>
+            </w:r>
+            <w:r>
+              <w:rPr>
+                <w:rFonts w:ascii="Courier New" w:hAnsi="Courier New" w:cs="Courier New" w:eastAsia="Courier New"/>
+                <w:b w:val="0"/>
+                <w:i w:val="0"/>
+                <w:sz w:val="20"/>
+              </w:rPr>
+              <w:t>ltspice/*.cir</w:t>
+            </w:r>
+            <w:r>
+              <w:rPr>
+                <w:rFonts w:ascii="Times New Roman" w:hAnsi="Times New Roman" w:cs="Times New Roman" w:eastAsia="Times New Roman"/>
+                <w:b w:val="0"/>
+                <w:i w:val="0"/>
+                <w:sz w:val="22"/>
+              </w:rPr>
+              <w:t xml:space="preserve"> dosyalarını </w:t>
             </w:r>
             <w:r>
               <w:rPr>
@@ -13811,7 +15282,7 @@
                 <w:i w:val="0"/>
                 <w:sz w:val="22"/>
               </w:rPr>
-              <w:t xml:space="preserve"> ile açılıp çalıştırılabilir. Sayılar aynı çıkmalıdır; küçük farklar için "sorun giderme" bölümüne bakın.</w:t>
+              <w:t xml:space="preserve"> ile açıp aynı ekran görüntülerini kendiniz de alabilirsiniz; sayılar aynı çıkmalıdır.</w:t>
             </w:r>
           </w:p>
         </w:tc>

--- a/ele224l_on_calisma/out/TR_Deney1_Ogretici_Rehber.docx
+++ b/ele224l_on_calisma/out/TR_Deney1_Ogretici_Rehber.docx
@@ -4,46 +4,92 @@
   <w:body>
     <w:p>
       <w:pPr>
-        <w:spacing w:line="276" w:lineRule="auto" w:after="40"/>
+        <w:jc w:val="center"/>
+      </w:pPr>
+      <w:r>
+        <w:drawing>
+          <wp:inline xmlns:a="http://schemas.openxmlformats.org/drawingml/2006/main" xmlns:pic="http://schemas.openxmlformats.org/drawingml/2006/picture">
+            <wp:extent cx="5580000" cy="2072571"/>
+            <wp:docPr id="1" name="Picture 1"/>
+            <wp:cNvGraphicFramePr>
+              <a:graphicFrameLocks noChangeAspect="1"/>
+            </wp:cNvGraphicFramePr>
+            <a:graphic>
+              <a:graphicData uri="http://schemas.openxmlformats.org/drawingml/2006/picture">
+                <pic:pic>
+                  <pic:nvPicPr>
+                    <pic:cNvPr id="0" name="cover_banner.png"/>
+                    <pic:cNvPicPr/>
+                  </pic:nvPicPr>
+                  <pic:blipFill>
+                    <a:blip r:embed="rId10"/>
+                    <a:stretch>
+                      <a:fillRect/>
+                    </a:stretch>
+                  </pic:blipFill>
+                  <pic:spPr>
+                    <a:xfrm>
+                      <a:off x="0" y="0"/>
+                      <a:ext cx="5580000" cy="2072571"/>
+                    </a:xfrm>
+                    <a:prstGeom prst="rect"/>
+                  </pic:spPr>
+                </pic:pic>
+              </a:graphicData>
+            </a:graphic>
+          </wp:inline>
+        </w:drawing>
+      </w:r>
+    </w:p>
+    <w:p/>
+    <w:p/>
+    <w:p/>
+    <w:p>
+      <w:pPr>
+        <w:spacing w:line="276" w:lineRule="auto" w:after="160"/>
         <w:jc w:val="center"/>
       </w:pPr>
       <w:r>
         <w:rPr>
           <w:rFonts w:ascii="Times New Roman" w:hAnsi="Times New Roman" w:cs="Times New Roman" w:eastAsia="Times New Roman"/>
           <w:b/>
-          <w:sz w:val="30"/>
+          <w:sz w:val="34"/>
         </w:rPr>
         <w:t>Deney 1 – Ön Çalışma Öğretici Rehberi</w:t>
       </w:r>
     </w:p>
     <w:p>
       <w:pPr>
-        <w:spacing w:line="276" w:lineRule="auto" w:after="40"/>
+        <w:spacing w:line="276" w:lineRule="auto" w:after="160"/>
         <w:jc w:val="center"/>
       </w:pPr>
       <w:r>
         <w:rPr>
           <w:rFonts w:ascii="Times New Roman" w:hAnsi="Times New Roman" w:cs="Times New Roman" w:eastAsia="Times New Roman"/>
           <w:b w:val="0"/>
-          <w:sz w:val="24"/>
+          <w:sz w:val="28"/>
         </w:rPr>
         <w:t>PN Eklem Diyot (ELE 224L Elektronik Devreler Laboratuvarı)</w:t>
       </w:r>
     </w:p>
     <w:p>
       <w:pPr>
-        <w:spacing w:line="276" w:lineRule="auto" w:after="40"/>
+        <w:spacing w:line="276" w:lineRule="auto" w:after="160"/>
         <w:jc w:val="center"/>
       </w:pPr>
       <w:r>
         <w:rPr>
           <w:rFonts w:ascii="Times New Roman" w:hAnsi="Times New Roman" w:cs="Times New Roman" w:eastAsia="Times New Roman"/>
           <w:b w:val="0"/>
-          <w:sz w:val="22"/>
+          <w:sz w:val="26"/>
         </w:rPr>
         <w:t>Bu belge SADECE ÖĞRENMEK içindir; teslim edilecek metin İngilizce rapordur.</w:t>
       </w:r>
     </w:p>
+    <w:p/>
+    <w:p/>
+    <w:p/>
+    <w:p/>
     <w:tbl>
       <w:tblPr>
         <w:tblW w:type="auto" w:w="0"/>
@@ -67,13 +113,13 @@
           </w:tcPr>
           <w:p>
             <w:pPr>
-              <w:spacing w:line="276" w:lineRule="auto"/>
+              <w:spacing w:line="360" w:lineRule="auto"/>
             </w:pPr>
             <w:r>
               <w:rPr>
                 <w:rFonts w:ascii="Times New Roman" w:hAnsi="Times New Roman" w:cs="Times New Roman" w:eastAsia="Times New Roman"/>
                 <w:b/>
-                <w:sz w:val="24"/>
+                <w:sz w:val="26"/>
               </w:rPr>
               <w:t>Ad Soyad</w:t>
             </w:r>
@@ -91,14 +137,15 @@
           </w:tcPr>
           <w:p>
             <w:pPr>
-              <w:spacing w:line="276" w:lineRule="auto"/>
+              <w:spacing w:line="360" w:lineRule="auto"/>
             </w:pPr>
             <w:r>
               <w:rPr>
                 <w:rFonts w:ascii="Times New Roman" w:hAnsi="Times New Roman" w:cs="Times New Roman" w:eastAsia="Times New Roman"/>
                 <w:b w:val="0"/>
-                <w:sz w:val="24"/>
+                <w:sz w:val="26"/>
               </w:rPr>
+              <w:t>Beşir Kerem Üstüntürk</w:t>
             </w:r>
           </w:p>
         </w:tc>
@@ -116,13 +163,13 @@
           </w:tcPr>
           <w:p>
             <w:pPr>
-              <w:spacing w:line="276" w:lineRule="auto"/>
+              <w:spacing w:line="360" w:lineRule="auto"/>
             </w:pPr>
             <w:r>
               <w:rPr>
                 <w:rFonts w:ascii="Times New Roman" w:hAnsi="Times New Roman" w:cs="Times New Roman" w:eastAsia="Times New Roman"/>
                 <w:b/>
-                <w:sz w:val="24"/>
+                <w:sz w:val="26"/>
               </w:rPr>
               <w:t>Numara</w:t>
             </w:r>
@@ -140,14 +187,15 @@
           </w:tcPr>
           <w:p>
             <w:pPr>
-              <w:spacing w:line="276" w:lineRule="auto"/>
+              <w:spacing w:line="360" w:lineRule="auto"/>
             </w:pPr>
             <w:r>
               <w:rPr>
                 <w:rFonts w:ascii="Times New Roman" w:hAnsi="Times New Roman" w:cs="Times New Roman" w:eastAsia="Times New Roman"/>
                 <w:b w:val="0"/>
-                <w:sz w:val="24"/>
+                <w:sz w:val="26"/>
               </w:rPr>
+              <w:t>251201037</w:t>
             </w:r>
           </w:p>
         </w:tc>
@@ -165,13 +213,13 @@
           </w:tcPr>
           <w:p>
             <w:pPr>
-              <w:spacing w:line="276" w:lineRule="auto"/>
+              <w:spacing w:line="360" w:lineRule="auto"/>
             </w:pPr>
             <w:r>
               <w:rPr>
                 <w:rFonts w:ascii="Times New Roman" w:hAnsi="Times New Roman" w:cs="Times New Roman" w:eastAsia="Times New Roman"/>
                 <w:b/>
-                <w:sz w:val="24"/>
+                <w:sz w:val="26"/>
               </w:rPr>
               <w:t>Tarih</w:t>
             </w:r>
@@ -189,20 +237,25 @@
           </w:tcPr>
           <w:p>
             <w:pPr>
-              <w:spacing w:line="276" w:lineRule="auto"/>
+              <w:spacing w:line="360" w:lineRule="auto"/>
             </w:pPr>
             <w:r>
               <w:rPr>
                 <w:rFonts w:ascii="Times New Roman" w:hAnsi="Times New Roman" w:cs="Times New Roman" w:eastAsia="Times New Roman"/>
                 <w:b w:val="0"/>
-                <w:sz w:val="24"/>
+                <w:sz w:val="26"/>
               </w:rPr>
+              <w:t>11 Ekim 2026</w:t>
             </w:r>
           </w:p>
         </w:tc>
       </w:tr>
     </w:tbl>
-    <w:p/>
+    <w:p>
+      <w:r>
+        <w:br w:type="page"/>
+      </w:r>
+    </w:p>
     <w:p>
       <w:pPr>
         <w:keepNext/>
@@ -1888,7 +1941,7 @@
         <w:drawing>
           <wp:inline xmlns:a="http://schemas.openxmlformats.org/drawingml/2006/main" xmlns:pic="http://schemas.openxmlformats.org/drawingml/2006/picture">
             <wp:extent cx="5400000" cy="2040000"/>
-            <wp:docPr id="1" name="Picture 1"/>
+            <wp:docPr id="2" name="Picture 2"/>
             <wp:cNvGraphicFramePr>
               <a:graphicFrameLocks noChangeAspect="1"/>
             </wp:cNvGraphicFramePr>
@@ -1900,7 +1953,7 @@
                     <pic:cNvPicPr/>
                   </pic:nvPicPr>
                   <pic:blipFill>
-                    <a:blip r:embed="rId10"/>
+                    <a:blip r:embed="rId11"/>
                     <a:stretch>
                       <a:fillRect/>
                     </a:stretch>
@@ -2265,7 +2318,7 @@
         <w:drawing>
           <wp:inline xmlns:a="http://schemas.openxmlformats.org/drawingml/2006/main" xmlns:pic="http://schemas.openxmlformats.org/drawingml/2006/picture">
             <wp:extent cx="5400000" cy="2053193"/>
-            <wp:docPr id="2" name="Picture 2"/>
+            <wp:docPr id="3" name="Picture 3"/>
             <wp:cNvGraphicFramePr>
               <a:graphicFrameLocks noChangeAspect="1"/>
             </wp:cNvGraphicFramePr>
@@ -2277,7 +2330,7 @@
                     <pic:cNvPicPr/>
                   </pic:nvPicPr>
                   <pic:blipFill>
-                    <a:blip r:embed="rId11"/>
+                    <a:blip r:embed="rId12"/>
                     <a:stretch>
                       <a:fillRect/>
                     </a:stretch>
@@ -2599,7 +2652,7 @@
         <w:drawing>
           <wp:inline xmlns:a="http://schemas.openxmlformats.org/drawingml/2006/main" xmlns:pic="http://schemas.openxmlformats.org/drawingml/2006/picture">
             <wp:extent cx="3060000" cy="1649587"/>
-            <wp:docPr id="3" name="Picture 3"/>
+            <wp:docPr id="4" name="Picture 4"/>
             <wp:cNvGraphicFramePr>
               <a:graphicFrameLocks noChangeAspect="1"/>
             </wp:cNvGraphicFramePr>
@@ -2611,7 +2664,7 @@
                     <pic:cNvPicPr/>
                   </pic:nvPicPr>
                   <pic:blipFill>
-                    <a:blip r:embed="rId12"/>
+                    <a:blip r:embed="rId13"/>
                     <a:stretch>
                       <a:fillRect/>
                     </a:stretch>
@@ -10097,7 +10150,7 @@
         <w:drawing>
           <wp:inline xmlns:a="http://schemas.openxmlformats.org/drawingml/2006/main" xmlns:pic="http://schemas.openxmlformats.org/drawingml/2006/picture">
             <wp:extent cx="5400000" cy="2106000"/>
-            <wp:docPr id="4" name="Picture 4"/>
+            <wp:docPr id="5" name="Picture 5"/>
             <wp:cNvGraphicFramePr>
               <a:graphicFrameLocks noChangeAspect="1"/>
             </wp:cNvGraphicFramePr>
@@ -10109,7 +10162,7 @@
                     <pic:cNvPicPr/>
                   </pic:nvPicPr>
                   <pic:blipFill>
-                    <a:blip r:embed="rId13"/>
+                    <a:blip r:embed="rId14"/>
                     <a:stretch>
                       <a:fillRect/>
                     </a:stretch>
@@ -10360,7 +10413,7 @@
         <w:drawing>
           <wp:inline xmlns:a="http://schemas.openxmlformats.org/drawingml/2006/main" xmlns:pic="http://schemas.openxmlformats.org/drawingml/2006/picture">
             <wp:extent cx="5580000" cy="3487500"/>
-            <wp:docPr id="5" name="Picture 5"/>
+            <wp:docPr id="6" name="Picture 6"/>
             <wp:cNvGraphicFramePr>
               <a:graphicFrameLocks noChangeAspect="1"/>
             </wp:cNvGraphicFramePr>
@@ -10372,7 +10425,7 @@
                     <pic:cNvPicPr/>
                   </pic:nvPicPr>
                   <pic:blipFill>
-                    <a:blip r:embed="rId14"/>
+                    <a:blip r:embed="rId15"/>
                     <a:stretch>
                       <a:fillRect/>
                     </a:stretch>
@@ -13860,7 +13913,7 @@
         <w:drawing>
           <wp:inline xmlns:a="http://schemas.openxmlformats.org/drawingml/2006/main" xmlns:pic="http://schemas.openxmlformats.org/drawingml/2006/picture">
             <wp:extent cx="4860000" cy="2229882"/>
-            <wp:docPr id="6" name="Picture 6"/>
+            <wp:docPr id="7" name="Picture 7"/>
             <wp:cNvGraphicFramePr>
               <a:graphicFrameLocks noChangeAspect="1"/>
             </wp:cNvGraphicFramePr>
@@ -13872,7 +13925,7 @@
                     <pic:cNvPicPr/>
                   </pic:nvPicPr>
                   <pic:blipFill>
-                    <a:blip r:embed="rId15"/>
+                    <a:blip r:embed="rId16"/>
                     <a:stretch>
                       <a:fillRect/>
                     </a:stretch>
@@ -14358,7 +14411,7 @@
         <w:drawing>
           <wp:inline xmlns:a="http://schemas.openxmlformats.org/drawingml/2006/main" xmlns:pic="http://schemas.openxmlformats.org/drawingml/2006/picture">
             <wp:extent cx="4860000" cy="2229882"/>
-            <wp:docPr id="7" name="Picture 7"/>
+            <wp:docPr id="8" name="Picture 8"/>
             <wp:cNvGraphicFramePr>
               <a:graphicFrameLocks noChangeAspect="1"/>
             </wp:cNvGraphicFramePr>
@@ -14370,7 +14423,7 @@
                     <pic:cNvPicPr/>
                   </pic:nvPicPr>
                   <pic:blipFill>
-                    <a:blip r:embed="rId16"/>
+                    <a:blip r:embed="rId17"/>
                     <a:stretch>
                       <a:fillRect/>
                     </a:stretch>
@@ -14466,7 +14519,7 @@
         <w:drawing>
           <wp:inline xmlns:a="http://schemas.openxmlformats.org/drawingml/2006/main" xmlns:pic="http://schemas.openxmlformats.org/drawingml/2006/picture">
             <wp:extent cx="5580000" cy="3487500"/>
-            <wp:docPr id="8" name="Picture 8"/>
+            <wp:docPr id="9" name="Picture 9"/>
             <wp:cNvGraphicFramePr>
               <a:graphicFrameLocks noChangeAspect="1"/>
             </wp:cNvGraphicFramePr>
@@ -14478,7 +14531,7 @@
                     <pic:cNvPicPr/>
                   </pic:nvPicPr>
                   <pic:blipFill>
-                    <a:blip r:embed="rId17"/>
+                    <a:blip r:embed="rId18"/>
                     <a:stretch>
                       <a:fillRect/>
                     </a:stretch>
@@ -16252,6 +16305,577 @@
           <w:i w:val="0"/>
         </w:rPr>
         <w:t xml:space="preserve"> Bu deneyde kapasite etkisi yoktur (model diyot kapasitesini içerir ama 1 kHz'de önemsizdir); dalga biçimi aynı kalır.</w:t>
+      </w:r>
+    </w:p>
+    <w:p>
+      <w:pPr>
+        <w:keepNext/>
+        <w:spacing w:before="240" w:after="120"/>
+      </w:pPr>
+      <w:r>
+        <w:rPr>
+          <w:rFonts w:ascii="Times New Roman" w:hAnsi="Times New Roman" w:cs="Times New Roman" w:eastAsia="Times New Roman"/>
+          <w:b/>
+          <w:i w:val="0"/>
+          <w:sz w:val="24"/>
+        </w:rPr>
+        <w:t>9  AKLA GELEBİLECEK EK SORULAR ("YA ŞÖYLE OLSAYDI?")</w:t>
+      </w:r>
+    </w:p>
+    <w:p>
+      <w:r>
+        <w:rPr>
+          <w:rFonts w:ascii="Times New Roman" w:hAnsi="Times New Roman" w:cs="Times New Roman" w:eastAsia="Times New Roman"/>
+          <w:b w:val="0"/>
+          <w:i w:val="0"/>
+        </w:rPr>
+        <w:t>Bu bölüm, deney sırasında ya da sözlü/quiz anında akla gelebilecek ihtimalleri sayısıyla cevaplar. Hepsi bu klasördeki modellerle hesaplanmış ya da veri sayfasından alınmıştır; kendi başıma kabul ettiğim bir sayı varsa belirtilmiştir.</w:t>
+      </w:r>
+    </w:p>
+    <w:p>
+      <w:r>
+        <w:rPr>
+          <w:rFonts w:ascii="Times New Roman" w:hAnsi="Times New Roman" w:cs="Times New Roman" w:eastAsia="Times New Roman"/>
+          <w:b/>
+          <w:i w:val="0"/>
+        </w:rPr>
+        <w:t>S:</w:t>
+      </w:r>
+      <w:r>
+        <w:rPr>
+          <w:rFonts w:ascii="Times New Roman" w:hAnsi="Times New Roman" w:cs="Times New Roman" w:eastAsia="Times New Roman"/>
+          <w:b w:val="0"/>
+          <w:i w:val="0"/>
+        </w:rPr>
+        <w:t xml:space="preserve"> Diyodu ters bağlarsam çıkış ne olur?</w:t>
+      </w:r>
+    </w:p>
+    <w:p>
+      <w:r>
+        <w:rPr>
+          <w:rFonts w:ascii="Times New Roman" w:hAnsi="Times New Roman" w:cs="Times New Roman" w:eastAsia="Times New Roman"/>
+          <w:b/>
+          <w:i w:val="0"/>
+        </w:rPr>
+        <w:t>C:</w:t>
+      </w:r>
+      <w:r>
+        <w:rPr>
+          <w:rFonts w:ascii="Times New Roman" w:hAnsi="Times New Roman" w:cs="Times New Roman" w:eastAsia="Times New Roman"/>
+          <w:b w:val="0"/>
+          <w:i w:val="0"/>
+        </w:rPr>
+        <w:t xml:space="preserve"> Diyot negatif yarı dalgada iletir: çıkış, girişin negatif yarısı eksi 0,7 V (CVD) olur, yani tepe −4,3 V; pozitif yarı dalga kesilir. Ters dayanım gerilimi artık −5 V yerine +5 V'ta görülür.</w:t>
+      </w:r>
+    </w:p>
+    <w:p>
+      <w:r>
+        <w:rPr>
+          <w:rFonts w:ascii="Times New Roman" w:hAnsi="Times New Roman" w:cs="Times New Roman" w:eastAsia="Times New Roman"/>
+          <w:b/>
+          <w:i w:val="0"/>
+        </w:rPr>
+        <w:t>S:</w:t>
+      </w:r>
+      <w:r>
+        <w:rPr>
+          <w:rFonts w:ascii="Times New Roman" w:hAnsi="Times New Roman" w:cs="Times New Roman" w:eastAsia="Times New Roman"/>
+          <w:b w:val="0"/>
+          <w:i w:val="0"/>
+        </w:rPr>
+        <w:t xml:space="preserve"> R1'i 1 kΩ yerine 100 Ω yaparsam?</w:t>
+      </w:r>
+    </w:p>
+    <w:p>
+      <w:r>
+        <w:rPr>
+          <w:rFonts w:ascii="Times New Roman" w:hAnsi="Times New Roman" w:cs="Times New Roman" w:eastAsia="Times New Roman"/>
+          <w:b/>
+          <w:i w:val="0"/>
+        </w:rPr>
+        <w:t>C:</w:t>
+      </w:r>
+      <w:r>
+        <w:rPr>
+          <w:rFonts w:ascii="Times New Roman" w:hAnsi="Times New Roman" w:cs="Times New Roman" w:eastAsia="Times New Roman"/>
+          <w:b w:val="0"/>
+          <w:i w:val="0"/>
+        </w:rPr>
+        <w:t xml:space="preserve"> Tepe akım (5−0,7)/100 = 43 mA olur; 1N4148 için sürekli akım sınırı (veri sayfası ~200 mA mertebesi, yoklanmadı; kendi hafızam) içindedir. Diyot gerilimi 60 mV/dekad kuralıyla yaklaşık 0,05 V artar (akım 10 kat): CVD'nin 0,7 V'u hâlâ makul.</w:t>
+      </w:r>
+    </w:p>
+    <w:p>
+      <w:r>
+        <w:rPr>
+          <w:rFonts w:ascii="Times New Roman" w:hAnsi="Times New Roman" w:cs="Times New Roman" w:eastAsia="Times New Roman"/>
+          <w:b/>
+          <w:i w:val="0"/>
+        </w:rPr>
+        <w:t>S:</w:t>
+      </w:r>
+      <w:r>
+        <w:rPr>
+          <w:rFonts w:ascii="Times New Roman" w:hAnsi="Times New Roman" w:cs="Times New Roman" w:eastAsia="Times New Roman"/>
+          <w:b w:val="0"/>
+          <w:i w:val="0"/>
+        </w:rPr>
+        <w:t xml:space="preserve"> Frekansı 100 kHz yaparsam çıkış değişir mi?</w:t>
+      </w:r>
+    </w:p>
+    <w:p>
+      <w:r>
+        <w:rPr>
+          <w:rFonts w:ascii="Times New Roman" w:hAnsi="Times New Roman" w:cs="Times New Roman" w:eastAsia="Times New Roman"/>
+          <w:b/>
+          <w:i w:val="0"/>
+        </w:rPr>
+        <w:t>C:</w:t>
+      </w:r>
+      <w:r>
+        <w:rPr>
+          <w:rFonts w:ascii="Times New Roman" w:hAnsi="Times New Roman" w:cs="Times New Roman" w:eastAsia="Times New Roman"/>
+          <w:b w:val="0"/>
+          <w:i w:val="0"/>
+        </w:rPr>
+        <w:t xml:space="preserve"> 1N4148 modelinde CJO=4 pF ve TT=20 ns var. 100 kHz'de periyot 10 µs, TT=20 ns bunun %0,2'si; dalga biçimi fark edilir değişmez. MHz mertebesinde ters toparlanma (diyot kapanırken kısa süre ters akım) görünmeye başlar.</w:t>
+      </w:r>
+    </w:p>
+    <w:p>
+      <w:r>
+        <w:rPr>
+          <w:rFonts w:ascii="Times New Roman" w:hAnsi="Times New Roman" w:cs="Times New Roman" w:eastAsia="Times New Roman"/>
+          <w:b/>
+          <w:i w:val="0"/>
+        </w:rPr>
+        <w:t>S:</w:t>
+      </w:r>
+      <w:r>
+        <w:rPr>
+          <w:rFonts w:ascii="Times New Roman" w:hAnsi="Times New Roman" w:cs="Times New Roman" w:eastAsia="Times New Roman"/>
+          <w:b w:val="0"/>
+          <w:i w:val="0"/>
+        </w:rPr>
+        <w:t xml:space="preserve"> Sıcaklık artarsa?</w:t>
+      </w:r>
+    </w:p>
+    <w:p>
+      <w:r>
+        <w:rPr>
+          <w:rFonts w:ascii="Times New Roman" w:hAnsi="Times New Roman" w:cs="Times New Roman" w:eastAsia="Times New Roman"/>
+          <w:b/>
+          <w:i w:val="0"/>
+        </w:rPr>
+        <w:t>C:</w:t>
+      </w:r>
+      <w:r>
+        <w:rPr>
+          <w:rFonts w:ascii="Times New Roman" w:hAnsi="Times New Roman" w:cs="Times New Roman" w:eastAsia="Times New Roman"/>
+          <w:b w:val="0"/>
+          <w:i w:val="0"/>
+        </w:rPr>
+        <w:t xml:space="preserve"> Aynı akım için </w:t>
+      </w:r>
+      <m:oMath>
+        <m:sSub>
+          <m:e>
+            <m:r>
+              <m:t>V</m:t>
+            </m:r>
+          </m:e>
+          <m:sub>
+            <m:r>
+              <m:t>D</m:t>
+            </m:r>
+          </m:sub>
+        </m:sSub>
+      </m:oMath>
+      <w:r>
+        <w:rPr>
+          <w:rFonts w:ascii="Times New Roman" w:hAnsi="Times New Roman" w:cs="Times New Roman" w:eastAsia="Times New Roman"/>
+          <w:b w:val="0"/>
+          <w:i w:val="0"/>
+        </w:rPr>
+        <w:t xml:space="preserve"> yaklaşık −2 mV/°C azalır (genel yarı iletken bilgisi, bu klasörde ölçülmedi); </w:t>
+      </w:r>
+      <m:oMath>
+        <m:sSub>
+          <m:e>
+            <m:r>
+              <m:t>I</m:t>
+            </m:r>
+          </m:e>
+          <m:sub>
+            <m:r>
+              <m:t>S</m:t>
+            </m:r>
+          </m:sub>
+        </m:sSub>
+      </m:oMath>
+      <w:r>
+        <w:rPr>
+          <w:rFonts w:ascii="Times New Roman" w:hAnsi="Times New Roman" w:cs="Times New Roman" w:eastAsia="Times New Roman"/>
+          <w:b w:val="0"/>
+          <w:i w:val="0"/>
+        </w:rPr>
+        <w:t xml:space="preserve"> kabaca her 5 °C'de ikiye katlanır. Yani sıcak diyot 'daha erken' açar.</w:t>
+      </w:r>
+    </w:p>
+    <w:p>
+      <w:r>
+        <w:rPr>
+          <w:rFonts w:ascii="Times New Roman" w:hAnsi="Times New Roman" w:cs="Times New Roman" w:eastAsia="Times New Roman"/>
+          <w:b/>
+          <w:i w:val="0"/>
+        </w:rPr>
+        <w:t>S:</w:t>
+      </w:r>
+      <w:r>
+        <w:rPr>
+          <w:rFonts w:ascii="Times New Roman" w:hAnsi="Times New Roman" w:cs="Times New Roman" w:eastAsia="Times New Roman"/>
+          <w:b w:val="0"/>
+          <w:i w:val="0"/>
+        </w:rPr>
+        <w:t xml:space="preserve"> </w:t>
+      </w:r>
+      <m:oMath>
+        <m:sSub>
+          <m:e>
+            <m:r>
+              <m:t>V</m:t>
+            </m:r>
+          </m:e>
+          <m:sub>
+            <m:r>
+              <m:t>S</m:t>
+            </m:r>
+          </m:sub>
+        </m:sSub>
+        <m:r>
+          <m:rPr>
+            <m:sty m:val="p"/>
+          </m:rPr>
+          <m:t>=</m:t>
+        </m:r>
+        <m:r>
+          <m:t>0</m:t>
+        </m:r>
+        <m:r>
+          <m:rPr>
+            <m:sty m:val="p"/>
+          </m:rPr>
+          <m:t>,</m:t>
+        </m:r>
+        <m:r>
+          <m:t>7</m:t>
+        </m:r>
+      </m:oMath>
+      <w:r>
+        <w:rPr>
+          <w:rFonts w:ascii="Times New Roman" w:hAnsi="Times New Roman" w:cs="Times New Roman" w:eastAsia="Times New Roman"/>
+          <w:b w:val="0"/>
+          <w:i w:val="0"/>
+        </w:rPr>
+        <w:t xml:space="preserve"> V iken CVD ne diyor, gerçek ne?</w:t>
+      </w:r>
+    </w:p>
+    <w:p>
+      <w:r>
+        <w:rPr>
+          <w:rFonts w:ascii="Times New Roman" w:hAnsi="Times New Roman" w:cs="Times New Roman" w:eastAsia="Times New Roman"/>
+          <w:b/>
+          <w:i w:val="0"/>
+        </w:rPr>
+        <w:t>C:</w:t>
+      </w:r>
+      <w:r>
+        <w:rPr>
+          <w:rFonts w:ascii="Times New Roman" w:hAnsi="Times New Roman" w:cs="Times New Roman" w:eastAsia="Times New Roman"/>
+          <w:b w:val="0"/>
+          <w:i w:val="0"/>
+        </w:rPr>
+        <w:t xml:space="preserve"> CVD: tam eşikte </w:t>
+      </w:r>
+      <m:oMath>
+        <m:sSub>
+          <m:e>
+            <m:r>
+              <m:t>I</m:t>
+            </m:r>
+          </m:e>
+          <m:sub>
+            <m:r>
+              <m:t>D</m:t>
+            </m:r>
+          </m:sub>
+        </m:sSub>
+        <m:r>
+          <m:rPr>
+            <m:sty m:val="p"/>
+          </m:rPr>
+          <m:t>=</m:t>
+        </m:r>
+        <m:r>
+          <m:t>0</m:t>
+        </m:r>
+      </m:oMath>
+      <w:r>
+        <w:rPr>
+          <w:rFonts w:ascii="Times New Roman" w:hAnsi="Times New Roman" w:cs="Times New Roman" w:eastAsia="Times New Roman"/>
+          <w:b w:val="0"/>
+          <w:i w:val="0"/>
+        </w:rPr>
+        <w:t xml:space="preserve"> (kapalı). Üstel modelde (föy parametreleri) </w:t>
+      </w:r>
+      <m:oMath>
+        <m:sSub>
+          <m:e>
+            <m:r>
+              <m:t>V</m:t>
+            </m:r>
+          </m:e>
+          <m:sub>
+            <m:r>
+              <m:t>D</m:t>
+            </m:r>
+          </m:sub>
+        </m:sSub>
+        <m:r>
+          <m:rPr>
+            <m:sty m:val="p"/>
+          </m:rPr>
+          <m:t>=</m:t>
+        </m:r>
+        <m:r>
+          <m:t>0.5844</m:t>
+        </m:r>
+      </m:oMath>
+      <w:r>
+        <w:rPr>
+          <w:rFonts w:ascii="Times New Roman" w:hAnsi="Times New Roman" w:cs="Times New Roman" w:eastAsia="Times New Roman"/>
+          <w:b w:val="0"/>
+          <w:i w:val="0"/>
+        </w:rPr>
+        <w:t xml:space="preserve"> V ve </w:t>
+      </w:r>
+      <m:oMath>
+        <m:sSub>
+          <m:e>
+            <m:r>
+              <m:t>I</m:t>
+            </m:r>
+          </m:e>
+          <m:sub>
+            <m:r>
+              <m:t>D</m:t>
+            </m:r>
+          </m:sub>
+        </m:sSub>
+        <m:r>
+          <m:rPr>
+            <m:sty m:val="p"/>
+          </m:rPr>
+          <m:t>=</m:t>
+        </m:r>
+        <m:r>
+          <m:t>0.1156</m:t>
+        </m:r>
+      </m:oMath>
+      <w:r>
+        <w:rPr>
+          <w:rFonts w:ascii="Times New Roman" w:hAnsi="Times New Roman" w:cs="Times New Roman" w:eastAsia="Times New Roman"/>
+          <w:b w:val="0"/>
+          <w:i w:val="0"/>
+        </w:rPr>
+        <w:t xml:space="preserve"> mA bulunur: yani 'eşik' diye keskin bir sınır yoktur, akım küçük ama sıfır değildir.</w:t>
+      </w:r>
+    </w:p>
+    <w:p>
+      <w:r>
+        <w:rPr>
+          <w:rFonts w:ascii="Times New Roman" w:hAnsi="Times New Roman" w:cs="Times New Roman" w:eastAsia="Times New Roman"/>
+          <w:b/>
+          <w:i w:val="0"/>
+        </w:rPr>
+        <w:t>S:</w:t>
+      </w:r>
+      <w:r>
+        <w:rPr>
+          <w:rFonts w:ascii="Times New Roman" w:hAnsi="Times New Roman" w:cs="Times New Roman" w:eastAsia="Times New Roman"/>
+          <w:b w:val="0"/>
+          <w:i w:val="0"/>
+        </w:rPr>
+        <w:t xml:space="preserve"> SPICE ile teorinin farkı hata mı?</w:t>
+      </w:r>
+    </w:p>
+    <w:p>
+      <w:r>
+        <w:rPr>
+          <w:rFonts w:ascii="Times New Roman" w:hAnsi="Times New Roman" w:cs="Times New Roman" w:eastAsia="Times New Roman"/>
+          <w:b/>
+          <w:i w:val="0"/>
+        </w:rPr>
+        <w:t>C:</w:t>
+      </w:r>
+      <w:r>
+        <w:rPr>
+          <w:rFonts w:ascii="Times New Roman" w:hAnsi="Times New Roman" w:cs="Times New Roman" w:eastAsia="Times New Roman"/>
+          <w:b w:val="0"/>
+          <w:i w:val="0"/>
+        </w:rPr>
+        <w:t xml:space="preserve"> Hayır: model parametreleri farklı (</w:t>
+      </w:r>
+      <m:oMath>
+        <m:r>
+          <m:t>n</m:t>
+        </m:r>
+        <m:r>
+          <m:rPr>
+            <m:sty m:val="p"/>
+          </m:rPr>
+          <m:t>=</m:t>
+        </m:r>
+        <m:r>
+          <m:t>1</m:t>
+        </m:r>
+        <m:r>
+          <m:rPr>
+            <m:sty m:val="p"/>
+          </m:rPr>
+          <m:t>,</m:t>
+        </m:r>
+        <m:r>
+          <m:t>752</m:t>
+        </m:r>
+      </m:oMath>
+      <w:r>
+        <w:rPr>
+          <w:rFonts w:ascii="Times New Roman" w:hAnsi="Times New Roman" w:cs="Times New Roman" w:eastAsia="Times New Roman"/>
+          <w:b w:val="0"/>
+          <w:i w:val="0"/>
+        </w:rPr>
+        <w:t xml:space="preserve">, </w:t>
+      </w:r>
+      <m:oMath>
+        <m:sSub>
+          <m:e>
+            <m:r>
+              <m:t>I</m:t>
+            </m:r>
+          </m:e>
+          <m:sub>
+            <m:r>
+              <m:t>S</m:t>
+            </m:r>
+          </m:sub>
+        </m:sSub>
+        <m:r>
+          <m:rPr>
+            <m:sty m:val="p"/>
+          </m:rPr>
+          <m:t>=</m:t>
+        </m:r>
+        <m:r>
+          <m:t>2</m:t>
+        </m:r>
+        <m:r>
+          <m:rPr>
+            <m:sty m:val="p"/>
+          </m:rPr>
+          <m:t>,</m:t>
+        </m:r>
+        <m:r>
+          <m:t>52</m:t>
+        </m:r>
+      </m:oMath>
+      <w:r>
+        <w:rPr>
+          <w:rFonts w:ascii="Times New Roman" w:hAnsi="Times New Roman" w:cs="Times New Roman" w:eastAsia="Times New Roman"/>
+          <w:b w:val="0"/>
+          <w:i w:val="0"/>
+        </w:rPr>
+        <w:t xml:space="preserve"> nA, </w:t>
+      </w:r>
+      <m:oMath>
+        <m:sSub>
+          <m:e>
+            <m:r>
+              <m:t>R</m:t>
+            </m:r>
+          </m:e>
+          <m:sub>
+            <m:r>
+              <m:t>S</m:t>
+            </m:r>
+          </m:sub>
+        </m:sSub>
+        <m:r>
+          <m:rPr>
+            <m:sty m:val="p"/>
+          </m:rPr>
+          <m:t>=</m:t>
+        </m:r>
+        <m:r>
+          <m:t>0</m:t>
+        </m:r>
+        <m:r>
+          <m:rPr>
+            <m:sty m:val="p"/>
+          </m:rPr>
+          <m:t>,</m:t>
+        </m:r>
+        <m:r>
+          <m:t>568</m:t>
+        </m:r>
+        <m:r>
+          <m:t> </m:t>
+        </m:r>
+        <m:r>
+          <m:t>Ω</m:t>
+        </m:r>
+      </m:oMath>
+      <w:r>
+        <w:rPr>
+          <w:rFonts w:ascii="Times New Roman" w:hAnsi="Times New Roman" w:cs="Times New Roman" w:eastAsia="Times New Roman"/>
+          <w:b w:val="0"/>
+          <w:i w:val="0"/>
+        </w:rPr>
+        <w:t>). Föy parametreleriyle SPICE'ı ayarlayınca fark %0,0012'ye iner (rapordaki kalibrasyon).</w:t>
+      </w:r>
+    </w:p>
+    <w:p>
+      <w:r>
+        <w:rPr>
+          <w:rFonts w:ascii="Times New Roman" w:hAnsi="Times New Roman" w:cs="Times New Roman" w:eastAsia="Times New Roman"/>
+          <w:b/>
+          <w:i w:val="0"/>
+        </w:rPr>
+        <w:t>S:</w:t>
+      </w:r>
+      <w:r>
+        <w:rPr>
+          <w:rFonts w:ascii="Times New Roman" w:hAnsi="Times New Roman" w:cs="Times New Roman" w:eastAsia="Times New Roman"/>
+          <w:b w:val="0"/>
+          <w:i w:val="0"/>
+        </w:rPr>
+        <w:t xml:space="preserve"> Neden LTspice ile ngspice aynı sonucu verdi?</w:t>
+      </w:r>
+    </w:p>
+    <w:p>
+      <w:r>
+        <w:rPr>
+          <w:rFonts w:ascii="Times New Roman" w:hAnsi="Times New Roman" w:cs="Times New Roman" w:eastAsia="Times New Roman"/>
+          <w:b/>
+          <w:i w:val="0"/>
+        </w:rPr>
+        <w:t>C:</w:t>
+      </w:r>
+      <w:r>
+        <w:rPr>
+          <w:rFonts w:ascii="Times New Roman" w:hAnsi="Times New Roman" w:cs="Times New Roman" w:eastAsia="Times New Roman"/>
+          <w:b w:val="0"/>
+          <w:i w:val="0"/>
+        </w:rPr>
+        <w:t xml:space="preserve"> İkisi de Berkeley SPICE3 denklemlerini kullanır; aynı model satırı ve aynı çözücü ilkesi. Rapordaki tablolarda imleç değerleri 1e-5 bağıl farkla örtüşür.</w:t>
       </w:r>
     </w:p>
     <w:sectPr>
